--- a/1. Software y Hardware/1.2 Elaboración/1.2.10 SRICA_030_000 - Documento de Arquitectura de Software (SAD).docx
+++ b/1. Software y Hardware/1.2 Elaboración/1.2.10 SRICA_030_000 - Documento de Arquitectura de Software (SAD).docx
@@ -1,6 +1,6 @@
 
 <file path=word/document.xml><?xml version="1.0" encoding="utf-8"?>
-<w:document xmlns:wpc="http://schemas.microsoft.com/office/word/2010/wordprocessingCanvas" xmlns:cx="http://schemas.microsoft.com/office/drawing/2014/chartex" xmlns:cx1="http://schemas.microsoft.com/office/drawing/2015/9/8/chartex" xmlns:cx2="http://schemas.microsoft.com/office/drawing/2015/10/21/chartex" xmlns:cx3="http://schemas.microsoft.com/office/drawing/2016/5/9/chartex" xmlns:cx4="http://schemas.microsoft.com/office/drawing/2016/5/10/chartex" xmlns:cx5="http://schemas.microsoft.com/office/drawing/2016/5/11/chartex" xmlns:cx6="http://schemas.microsoft.com/office/drawing/2016/5/12/chartex" xmlns:cx7="http://schemas.microsoft.com/office/drawing/2016/5/13/chartex" xmlns:cx8="http://schemas.microsoft.com/office/drawing/2016/5/14/chartex" xmlns:mc="http://schemas.openxmlformats.org/markup-compatibility/2006" xmlns:aink="http://schemas.microsoft.com/office/drawing/2016/ink" xmlns:am3d="http://schemas.microsoft.com/office/drawing/2017/model3d" xmlns:o="urn:schemas-microsoft-com:office:office" xmlns:r="http://schemas.openxmlformats.org/officeDocument/2006/relationships" xmlns:m="http://schemas.openxmlformats.org/officeDocument/2006/math" xmlns:v="urn:schemas-microsoft-com:vml" xmlns:wp14="http://schemas.microsoft.com/office/word/2010/wordprocessingDrawing" xmlns:wp="http://schemas.openxmlformats.org/drawingml/2006/wordprocessingDrawing" xmlns:w10="urn:schemas-microsoft-com:office:word" xmlns:w="http://schemas.openxmlformats.org/wordprocessingml/2006/main" xmlns:w14="http://schemas.microsoft.com/office/word/2010/wordml" xmlns:w15="http://schemas.microsoft.com/office/word/2012/wordml" xmlns:w16cex="http://schemas.microsoft.com/office/word/2018/wordml/cex" xmlns:w16cid="http://schemas.microsoft.com/office/word/2016/wordml/cid" xmlns:w16="http://schemas.microsoft.com/office/word/2018/wordml" xmlns:w16se="http://schemas.microsoft.com/office/word/2015/wordml/symex" xmlns:wpg="http://schemas.microsoft.com/office/word/2010/wordprocessingGroup" xmlns:wpi="http://schemas.microsoft.com/office/word/2010/wordprocessingInk" xmlns:wne="http://schemas.microsoft.com/office/word/2006/wordml" xmlns:wps="http://schemas.microsoft.com/office/word/2010/wordprocessingShape" mc:Ignorable="w14 w15 w16se w16cid w16 w16cex wp14">
+<w:document xmlns:wpc="http://schemas.microsoft.com/office/word/2010/wordprocessingCanvas" xmlns:cx="http://schemas.microsoft.com/office/drawing/2014/chartex" xmlns:cx1="http://schemas.microsoft.com/office/drawing/2015/9/8/chartex" xmlns:cx2="http://schemas.microsoft.com/office/drawing/2015/10/21/chartex" xmlns:cx3="http://schemas.microsoft.com/office/drawing/2016/5/9/chartex" xmlns:cx4="http://schemas.microsoft.com/office/drawing/2016/5/10/chartex" xmlns:cx5="http://schemas.microsoft.com/office/drawing/2016/5/11/chartex" xmlns:cx6="http://schemas.microsoft.com/office/drawing/2016/5/12/chartex" xmlns:cx7="http://schemas.microsoft.com/office/drawing/2016/5/13/chartex" xmlns:cx8="http://schemas.microsoft.com/office/drawing/2016/5/14/chartex" xmlns:mc="http://schemas.openxmlformats.org/markup-compatibility/2006" xmlns:aink="http://schemas.microsoft.com/office/drawing/2016/ink" xmlns:am3d="http://schemas.microsoft.com/office/drawing/2017/model3d" xmlns:o="urn:schemas-microsoft-com:office:office" xmlns:r="http://schemas.openxmlformats.org/officeDocument/2006/relationships" xmlns:m="http://schemas.openxmlformats.org/officeDocument/2006/math" xmlns:v="urn:schemas-microsoft-com:vml" xmlns:wp14="http://schemas.microsoft.com/office/word/2010/wordprocessingDrawing" xmlns:wp="http://schemas.openxmlformats.org/drawingml/2006/wordprocessingDrawing" xmlns:w10="urn:schemas-microsoft-com:office:word" xmlns:w="http://schemas.openxmlformats.org/wordprocessingml/2006/main" xmlns:w14="http://schemas.microsoft.com/office/word/2010/wordml" xmlns:w15="http://schemas.microsoft.com/office/word/2012/wordml" xmlns:w16cex="http://schemas.microsoft.com/office/word/2018/wordml/cex" xmlns:w16cid="http://schemas.microsoft.com/office/word/2016/wordml/cid" xmlns:w16="http://schemas.microsoft.com/office/word/2018/wordml" xmlns:w16sdtdh="http://schemas.microsoft.com/office/word/2020/wordml/sdtdatahash" xmlns:w16se="http://schemas.microsoft.com/office/word/2015/wordml/symex" xmlns:wpg="http://schemas.microsoft.com/office/word/2010/wordprocessingGroup" xmlns:wpi="http://schemas.microsoft.com/office/word/2010/wordprocessingInk" xmlns:wne="http://schemas.microsoft.com/office/word/2006/wordml" xmlns:wps="http://schemas.microsoft.com/office/word/2010/wordprocessingShape" mc:Ignorable="w14 w15 w16se w16cid w16 w16cex w16sdtdh wp14">
   <w:body>
     <w:p>
       <w:pPr>
@@ -991,13 +991,10 @@
               <w:tab w:val="left" w:pos="440"/>
               <w:tab w:val="right" w:leader="dot" w:pos="8494"/>
             </w:tabs>
-            <w:spacing w:line="360" w:lineRule="auto"/>
             <w:rPr>
-              <w:rFonts w:ascii="Arial" w:eastAsiaTheme="minorEastAsia" w:hAnsi="Arial" w:cs="Arial"/>
-              <w:b/>
-              <w:bCs/>
+              <w:rFonts w:eastAsiaTheme="minorEastAsia"/>
               <w:noProof/>
-              <w:lang w:val="es-ES" w:eastAsia="es-ES"/>
+              <w:lang w:eastAsia="es-PE"/>
             </w:rPr>
           </w:pPr>
           <w:r>
@@ -1024,7 +1021,7 @@
             </w:rPr>
             <w:fldChar w:fldCharType="separate"/>
           </w:r>
-          <w:hyperlink w:anchor="_Toc39600969" w:history="1">
+          <w:hyperlink w:anchor="_Toc93229840" w:history="1">
             <w:r>
               <w:rPr>
                 <w:rStyle w:val="Hipervnculo"/>
@@ -1032,46 +1029,36 @@
                 <w:b/>
                 <w:bCs/>
                 <w:noProof/>
-                <w:color w:val="auto"/>
               </w:rPr>
               <w:t>1.</w:t>
             </w:r>
             <w:r>
               <w:rPr>
-                <w:rFonts w:ascii="Arial" w:eastAsiaTheme="minorEastAsia" w:hAnsi="Arial" w:cs="Arial"/>
+                <w:rFonts w:eastAsiaTheme="minorEastAsia"/>
+                <w:noProof/>
+                <w:lang w:eastAsia="es-PE"/>
+              </w:rPr>
+              <w:tab/>
+            </w:r>
+            <w:r>
+              <w:rPr>
+                <w:rStyle w:val="Hipervnculo"/>
+                <w:rFonts w:ascii="Arial" w:hAnsi="Arial" w:cs="Arial"/>
                 <w:b/>
                 <w:bCs/>
                 <w:noProof/>
-                <w:lang w:val="es-ES" w:eastAsia="es-ES"/>
+              </w:rPr>
+              <w:t>Introducción</w:t>
+            </w:r>
+            <w:r>
+              <w:rPr>
+                <w:noProof/>
+                <w:webHidden/>
               </w:rPr>
               <w:tab/>
             </w:r>
             <w:r>
               <w:rPr>
-                <w:rStyle w:val="Hipervnculo"/>
-                <w:rFonts w:ascii="Arial" w:hAnsi="Arial" w:cs="Arial"/>
-                <w:b/>
-                <w:bCs/>
-                <w:noProof/>
-                <w:color w:val="auto"/>
-              </w:rPr>
-              <w:t>Introducción</w:t>
-            </w:r>
-            <w:r>
-              <w:rPr>
-                <w:rFonts w:ascii="Arial" w:hAnsi="Arial" w:cs="Arial"/>
-                <w:b/>
-                <w:bCs/>
-                <w:noProof/>
-                <w:webHidden/>
-              </w:rPr>
-              <w:tab/>
-            </w:r>
-            <w:r>
-              <w:rPr>
-                <w:rFonts w:ascii="Arial" w:hAnsi="Arial" w:cs="Arial"/>
-                <w:b/>
-                <w:bCs/>
                 <w:noProof/>
                 <w:webHidden/>
               </w:rPr>
@@ -1079,28 +1066,19 @@
             </w:r>
             <w:r>
               <w:rPr>
-                <w:rFonts w:ascii="Arial" w:hAnsi="Arial" w:cs="Arial"/>
-                <w:b/>
-                <w:bCs/>
-                <w:noProof/>
-                <w:webHidden/>
-              </w:rPr>
-              <w:instrText xml:space="preserve"> PAGEREF _Toc39600969 \h </w:instrText>
-            </w:r>
-            <w:r>
-              <w:rPr>
-                <w:rFonts w:ascii="Arial" w:hAnsi="Arial" w:cs="Arial"/>
-                <w:b/>
-                <w:bCs/>
-                <w:noProof/>
-                <w:webHidden/>
-              </w:rPr>
-            </w:r>
-            <w:r>
-              <w:rPr>
-                <w:rFonts w:ascii="Arial" w:hAnsi="Arial" w:cs="Arial"/>
-                <w:b/>
-                <w:bCs/>
+                <w:noProof/>
+                <w:webHidden/>
+              </w:rPr>
+              <w:instrText xml:space="preserve"> PAGEREF _Toc93229840 \h </w:instrText>
+            </w:r>
+            <w:r>
+              <w:rPr>
+                <w:noProof/>
+                <w:webHidden/>
+              </w:rPr>
+            </w:r>
+            <w:r>
+              <w:rPr>
                 <w:noProof/>
                 <w:webHidden/>
               </w:rPr>
@@ -1108,9 +1086,6 @@
             </w:r>
             <w:r>
               <w:rPr>
-                <w:rFonts w:ascii="Arial" w:hAnsi="Arial" w:cs="Arial"/>
-                <w:b/>
-                <w:bCs/>
                 <w:noProof/>
                 <w:webHidden/>
               </w:rPr>
@@ -1118,9 +1093,6 @@
             </w:r>
             <w:r>
               <w:rPr>
-                <w:rFonts w:ascii="Arial" w:hAnsi="Arial" w:cs="Arial"/>
-                <w:b/>
-                <w:bCs/>
                 <w:noProof/>
                 <w:webHidden/>
               </w:rPr>
@@ -1135,16 +1107,13 @@
               <w:tab w:val="left" w:pos="880"/>
               <w:tab w:val="right" w:leader="dot" w:pos="8494"/>
             </w:tabs>
-            <w:spacing w:line="360" w:lineRule="auto"/>
             <w:rPr>
-              <w:rFonts w:ascii="Arial" w:eastAsiaTheme="minorEastAsia" w:hAnsi="Arial" w:cs="Arial"/>
-              <w:b/>
-              <w:bCs/>
+              <w:rFonts w:eastAsiaTheme="minorEastAsia"/>
               <w:noProof/>
-              <w:lang w:val="es-ES" w:eastAsia="es-ES"/>
+              <w:lang w:eastAsia="es-PE"/>
             </w:rPr>
           </w:pPr>
-          <w:hyperlink w:anchor="_Toc39600970" w:history="1">
+          <w:hyperlink w:anchor="_Toc93229841" w:history="1">
             <w:r>
               <w:rPr>
                 <w:rStyle w:val="Hipervnculo"/>
@@ -1152,46 +1121,36 @@
                 <w:b/>
                 <w:bCs/>
                 <w:noProof/>
-                <w:color w:val="auto"/>
               </w:rPr>
               <w:t>1.1.</w:t>
             </w:r>
             <w:r>
               <w:rPr>
-                <w:rFonts w:ascii="Arial" w:eastAsiaTheme="minorEastAsia" w:hAnsi="Arial" w:cs="Arial"/>
+                <w:rFonts w:eastAsiaTheme="minorEastAsia"/>
+                <w:noProof/>
+                <w:lang w:eastAsia="es-PE"/>
+              </w:rPr>
+              <w:tab/>
+            </w:r>
+            <w:r>
+              <w:rPr>
+                <w:rStyle w:val="Hipervnculo"/>
+                <w:rFonts w:ascii="Arial" w:hAnsi="Arial" w:cs="Arial"/>
                 <w:b/>
                 <w:bCs/>
                 <w:noProof/>
-                <w:lang w:val="es-ES" w:eastAsia="es-ES"/>
+              </w:rPr>
+              <w:t>Propósito</w:t>
+            </w:r>
+            <w:r>
+              <w:rPr>
+                <w:noProof/>
+                <w:webHidden/>
               </w:rPr>
               <w:tab/>
             </w:r>
             <w:r>
               <w:rPr>
-                <w:rStyle w:val="Hipervnculo"/>
-                <w:rFonts w:ascii="Arial" w:hAnsi="Arial" w:cs="Arial"/>
-                <w:b/>
-                <w:bCs/>
-                <w:noProof/>
-                <w:color w:val="auto"/>
-              </w:rPr>
-              <w:t>Propósito</w:t>
-            </w:r>
-            <w:r>
-              <w:rPr>
-                <w:rFonts w:ascii="Arial" w:hAnsi="Arial" w:cs="Arial"/>
-                <w:b/>
-                <w:bCs/>
-                <w:noProof/>
-                <w:webHidden/>
-              </w:rPr>
-              <w:tab/>
-            </w:r>
-            <w:r>
-              <w:rPr>
-                <w:rFonts w:ascii="Arial" w:hAnsi="Arial" w:cs="Arial"/>
-                <w:b/>
-                <w:bCs/>
                 <w:noProof/>
                 <w:webHidden/>
               </w:rPr>
@@ -1199,28 +1158,19 @@
             </w:r>
             <w:r>
               <w:rPr>
-                <w:rFonts w:ascii="Arial" w:hAnsi="Arial" w:cs="Arial"/>
-                <w:b/>
-                <w:bCs/>
-                <w:noProof/>
-                <w:webHidden/>
-              </w:rPr>
-              <w:instrText xml:space="preserve"> PAGEREF _Toc39600970 \h </w:instrText>
-            </w:r>
-            <w:r>
-              <w:rPr>
-                <w:rFonts w:ascii="Arial" w:hAnsi="Arial" w:cs="Arial"/>
-                <w:b/>
-                <w:bCs/>
-                <w:noProof/>
-                <w:webHidden/>
-              </w:rPr>
-            </w:r>
-            <w:r>
-              <w:rPr>
-                <w:rFonts w:ascii="Arial" w:hAnsi="Arial" w:cs="Arial"/>
-                <w:b/>
-                <w:bCs/>
+                <w:noProof/>
+                <w:webHidden/>
+              </w:rPr>
+              <w:instrText xml:space="preserve"> PAGEREF _Toc93229841 \h </w:instrText>
+            </w:r>
+            <w:r>
+              <w:rPr>
+                <w:noProof/>
+                <w:webHidden/>
+              </w:rPr>
+            </w:r>
+            <w:r>
+              <w:rPr>
                 <w:noProof/>
                 <w:webHidden/>
               </w:rPr>
@@ -1228,9 +1178,6 @@
             </w:r>
             <w:r>
               <w:rPr>
-                <w:rFonts w:ascii="Arial" w:hAnsi="Arial" w:cs="Arial"/>
-                <w:b/>
-                <w:bCs/>
                 <w:noProof/>
                 <w:webHidden/>
               </w:rPr>
@@ -1238,9 +1185,6 @@
             </w:r>
             <w:r>
               <w:rPr>
-                <w:rFonts w:ascii="Arial" w:hAnsi="Arial" w:cs="Arial"/>
-                <w:b/>
-                <w:bCs/>
                 <w:noProof/>
                 <w:webHidden/>
               </w:rPr>
@@ -1255,16 +1199,13 @@
               <w:tab w:val="left" w:pos="880"/>
               <w:tab w:val="right" w:leader="dot" w:pos="8494"/>
             </w:tabs>
-            <w:spacing w:line="360" w:lineRule="auto"/>
             <w:rPr>
-              <w:rFonts w:ascii="Arial" w:eastAsiaTheme="minorEastAsia" w:hAnsi="Arial" w:cs="Arial"/>
-              <w:b/>
-              <w:bCs/>
+              <w:rFonts w:eastAsiaTheme="minorEastAsia"/>
               <w:noProof/>
-              <w:lang w:val="es-ES" w:eastAsia="es-ES"/>
+              <w:lang w:eastAsia="es-PE"/>
             </w:rPr>
           </w:pPr>
-          <w:hyperlink w:anchor="_Toc39600971" w:history="1">
+          <w:hyperlink w:anchor="_Toc93229842" w:history="1">
             <w:r>
               <w:rPr>
                 <w:rStyle w:val="Hipervnculo"/>
@@ -1272,46 +1213,36 @@
                 <w:b/>
                 <w:bCs/>
                 <w:noProof/>
-                <w:color w:val="auto"/>
               </w:rPr>
               <w:t>1.2.</w:t>
             </w:r>
             <w:r>
               <w:rPr>
-                <w:rFonts w:ascii="Arial" w:eastAsiaTheme="minorEastAsia" w:hAnsi="Arial" w:cs="Arial"/>
+                <w:rFonts w:eastAsiaTheme="minorEastAsia"/>
+                <w:noProof/>
+                <w:lang w:eastAsia="es-PE"/>
+              </w:rPr>
+              <w:tab/>
+            </w:r>
+            <w:r>
+              <w:rPr>
+                <w:rStyle w:val="Hipervnculo"/>
+                <w:rFonts w:ascii="Arial" w:hAnsi="Arial" w:cs="Arial"/>
                 <w:b/>
                 <w:bCs/>
                 <w:noProof/>
-                <w:lang w:val="es-ES" w:eastAsia="es-ES"/>
+              </w:rPr>
+              <w:t>Alcance</w:t>
+            </w:r>
+            <w:r>
+              <w:rPr>
+                <w:noProof/>
+                <w:webHidden/>
               </w:rPr>
               <w:tab/>
             </w:r>
             <w:r>
               <w:rPr>
-                <w:rStyle w:val="Hipervnculo"/>
-                <w:rFonts w:ascii="Arial" w:hAnsi="Arial" w:cs="Arial"/>
-                <w:b/>
-                <w:bCs/>
-                <w:noProof/>
-                <w:color w:val="auto"/>
-              </w:rPr>
-              <w:t>Alcance</w:t>
-            </w:r>
-            <w:r>
-              <w:rPr>
-                <w:rFonts w:ascii="Arial" w:hAnsi="Arial" w:cs="Arial"/>
-                <w:b/>
-                <w:bCs/>
-                <w:noProof/>
-                <w:webHidden/>
-              </w:rPr>
-              <w:tab/>
-            </w:r>
-            <w:r>
-              <w:rPr>
-                <w:rFonts w:ascii="Arial" w:hAnsi="Arial" w:cs="Arial"/>
-                <w:b/>
-                <w:bCs/>
                 <w:noProof/>
                 <w:webHidden/>
               </w:rPr>
@@ -1319,28 +1250,19 @@
             </w:r>
             <w:r>
               <w:rPr>
-                <w:rFonts w:ascii="Arial" w:hAnsi="Arial" w:cs="Arial"/>
-                <w:b/>
-                <w:bCs/>
-                <w:noProof/>
-                <w:webHidden/>
-              </w:rPr>
-              <w:instrText xml:space="preserve"> PAGEREF _Toc39600971 \h </w:instrText>
-            </w:r>
-            <w:r>
-              <w:rPr>
-                <w:rFonts w:ascii="Arial" w:hAnsi="Arial" w:cs="Arial"/>
-                <w:b/>
-                <w:bCs/>
-                <w:noProof/>
-                <w:webHidden/>
-              </w:rPr>
-            </w:r>
-            <w:r>
-              <w:rPr>
-                <w:rFonts w:ascii="Arial" w:hAnsi="Arial" w:cs="Arial"/>
-                <w:b/>
-                <w:bCs/>
+                <w:noProof/>
+                <w:webHidden/>
+              </w:rPr>
+              <w:instrText xml:space="preserve"> PAGEREF _Toc93229842 \h </w:instrText>
+            </w:r>
+            <w:r>
+              <w:rPr>
+                <w:noProof/>
+                <w:webHidden/>
+              </w:rPr>
+            </w:r>
+            <w:r>
+              <w:rPr>
                 <w:noProof/>
                 <w:webHidden/>
               </w:rPr>
@@ -1348,9 +1270,6 @@
             </w:r>
             <w:r>
               <w:rPr>
-                <w:rFonts w:ascii="Arial" w:hAnsi="Arial" w:cs="Arial"/>
-                <w:b/>
-                <w:bCs/>
                 <w:noProof/>
                 <w:webHidden/>
               </w:rPr>
@@ -1358,9 +1277,6 @@
             </w:r>
             <w:r>
               <w:rPr>
-                <w:rFonts w:ascii="Arial" w:hAnsi="Arial" w:cs="Arial"/>
-                <w:b/>
-                <w:bCs/>
                 <w:noProof/>
                 <w:webHidden/>
               </w:rPr>
@@ -1375,16 +1291,13 @@
               <w:tab w:val="left" w:pos="880"/>
               <w:tab w:val="right" w:leader="dot" w:pos="8494"/>
             </w:tabs>
-            <w:spacing w:line="360" w:lineRule="auto"/>
             <w:rPr>
-              <w:rFonts w:ascii="Arial" w:eastAsiaTheme="minorEastAsia" w:hAnsi="Arial" w:cs="Arial"/>
-              <w:b/>
-              <w:bCs/>
+              <w:rFonts w:eastAsiaTheme="minorEastAsia"/>
               <w:noProof/>
-              <w:lang w:val="es-ES" w:eastAsia="es-ES"/>
+              <w:lang w:eastAsia="es-PE"/>
             </w:rPr>
           </w:pPr>
-          <w:hyperlink w:anchor="_Toc39600972" w:history="1">
+          <w:hyperlink w:anchor="_Toc93229843" w:history="1">
             <w:r>
               <w:rPr>
                 <w:rStyle w:val="Hipervnculo"/>
@@ -1392,46 +1305,36 @@
                 <w:b/>
                 <w:bCs/>
                 <w:noProof/>
-                <w:color w:val="auto"/>
               </w:rPr>
               <w:t>1.3.</w:t>
             </w:r>
             <w:r>
               <w:rPr>
-                <w:rFonts w:ascii="Arial" w:eastAsiaTheme="minorEastAsia" w:hAnsi="Arial" w:cs="Arial"/>
+                <w:rFonts w:eastAsiaTheme="minorEastAsia"/>
+                <w:noProof/>
+                <w:lang w:eastAsia="es-PE"/>
+              </w:rPr>
+              <w:tab/>
+            </w:r>
+            <w:r>
+              <w:rPr>
+                <w:rStyle w:val="Hipervnculo"/>
+                <w:rFonts w:ascii="Arial" w:hAnsi="Arial" w:cs="Arial"/>
                 <w:b/>
                 <w:bCs/>
                 <w:noProof/>
-                <w:lang w:val="es-ES" w:eastAsia="es-ES"/>
+              </w:rPr>
+              <w:t>Referencias</w:t>
+            </w:r>
+            <w:r>
+              <w:rPr>
+                <w:noProof/>
+                <w:webHidden/>
               </w:rPr>
               <w:tab/>
             </w:r>
             <w:r>
               <w:rPr>
-                <w:rStyle w:val="Hipervnculo"/>
-                <w:rFonts w:ascii="Arial" w:hAnsi="Arial" w:cs="Arial"/>
-                <w:b/>
-                <w:bCs/>
-                <w:noProof/>
-                <w:color w:val="auto"/>
-              </w:rPr>
-              <w:t>Referencias</w:t>
-            </w:r>
-            <w:r>
-              <w:rPr>
-                <w:rFonts w:ascii="Arial" w:hAnsi="Arial" w:cs="Arial"/>
-                <w:b/>
-                <w:bCs/>
-                <w:noProof/>
-                <w:webHidden/>
-              </w:rPr>
-              <w:tab/>
-            </w:r>
-            <w:r>
-              <w:rPr>
-                <w:rFonts w:ascii="Arial" w:hAnsi="Arial" w:cs="Arial"/>
-                <w:b/>
-                <w:bCs/>
                 <w:noProof/>
                 <w:webHidden/>
               </w:rPr>
@@ -1439,28 +1342,19 @@
             </w:r>
             <w:r>
               <w:rPr>
-                <w:rFonts w:ascii="Arial" w:hAnsi="Arial" w:cs="Arial"/>
-                <w:b/>
-                <w:bCs/>
-                <w:noProof/>
-                <w:webHidden/>
-              </w:rPr>
-              <w:instrText xml:space="preserve"> PAGEREF _Toc39600972 \h </w:instrText>
-            </w:r>
-            <w:r>
-              <w:rPr>
-                <w:rFonts w:ascii="Arial" w:hAnsi="Arial" w:cs="Arial"/>
-                <w:b/>
-                <w:bCs/>
-                <w:noProof/>
-                <w:webHidden/>
-              </w:rPr>
-            </w:r>
-            <w:r>
-              <w:rPr>
-                <w:rFonts w:ascii="Arial" w:hAnsi="Arial" w:cs="Arial"/>
-                <w:b/>
-                <w:bCs/>
+                <w:noProof/>
+                <w:webHidden/>
+              </w:rPr>
+              <w:instrText xml:space="preserve"> PAGEREF _Toc93229843 \h </w:instrText>
+            </w:r>
+            <w:r>
+              <w:rPr>
+                <w:noProof/>
+                <w:webHidden/>
+              </w:rPr>
+            </w:r>
+            <w:r>
+              <w:rPr>
                 <w:noProof/>
                 <w:webHidden/>
               </w:rPr>
@@ -1468,9 +1362,6 @@
             </w:r>
             <w:r>
               <w:rPr>
-                <w:rFonts w:ascii="Arial" w:hAnsi="Arial" w:cs="Arial"/>
-                <w:b/>
-                <w:bCs/>
                 <w:noProof/>
                 <w:webHidden/>
               </w:rPr>
@@ -1478,9 +1369,6 @@
             </w:r>
             <w:r>
               <w:rPr>
-                <w:rFonts w:ascii="Arial" w:hAnsi="Arial" w:cs="Arial"/>
-                <w:b/>
-                <w:bCs/>
                 <w:noProof/>
                 <w:webHidden/>
               </w:rPr>
@@ -1495,16 +1383,13 @@
               <w:tab w:val="left" w:pos="440"/>
               <w:tab w:val="right" w:leader="dot" w:pos="8494"/>
             </w:tabs>
-            <w:spacing w:line="360" w:lineRule="auto"/>
             <w:rPr>
-              <w:rFonts w:ascii="Arial" w:eastAsiaTheme="minorEastAsia" w:hAnsi="Arial" w:cs="Arial"/>
-              <w:b/>
-              <w:bCs/>
+              <w:rFonts w:eastAsiaTheme="minorEastAsia"/>
               <w:noProof/>
-              <w:lang w:val="es-ES" w:eastAsia="es-ES"/>
+              <w:lang w:eastAsia="es-PE"/>
             </w:rPr>
           </w:pPr>
-          <w:hyperlink w:anchor="_Toc39600973" w:history="1">
+          <w:hyperlink w:anchor="_Toc93229844" w:history="1">
             <w:r>
               <w:rPr>
                 <w:rStyle w:val="Hipervnculo"/>
@@ -1512,46 +1397,36 @@
                 <w:b/>
                 <w:bCs/>
                 <w:noProof/>
-                <w:color w:val="auto"/>
               </w:rPr>
               <w:t>2.</w:t>
             </w:r>
             <w:r>
               <w:rPr>
-                <w:rFonts w:ascii="Arial" w:eastAsiaTheme="minorEastAsia" w:hAnsi="Arial" w:cs="Arial"/>
+                <w:rFonts w:eastAsiaTheme="minorEastAsia"/>
+                <w:noProof/>
+                <w:lang w:eastAsia="es-PE"/>
+              </w:rPr>
+              <w:tab/>
+            </w:r>
+            <w:r>
+              <w:rPr>
+                <w:rStyle w:val="Hipervnculo"/>
+                <w:rFonts w:ascii="Arial" w:hAnsi="Arial" w:cs="Arial"/>
                 <w:b/>
                 <w:bCs/>
                 <w:noProof/>
-                <w:lang w:val="es-ES" w:eastAsia="es-ES"/>
+              </w:rPr>
+              <w:t>Requisitos Atendidos</w:t>
+            </w:r>
+            <w:r>
+              <w:rPr>
+                <w:noProof/>
+                <w:webHidden/>
               </w:rPr>
               <w:tab/>
             </w:r>
             <w:r>
               <w:rPr>
-                <w:rStyle w:val="Hipervnculo"/>
-                <w:rFonts w:ascii="Arial" w:hAnsi="Arial" w:cs="Arial"/>
-                <w:b/>
-                <w:bCs/>
-                <w:noProof/>
-                <w:color w:val="auto"/>
-              </w:rPr>
-              <w:t>Requisitos Atendidos</w:t>
-            </w:r>
-            <w:r>
-              <w:rPr>
-                <w:rFonts w:ascii="Arial" w:hAnsi="Arial" w:cs="Arial"/>
-                <w:b/>
-                <w:bCs/>
-                <w:noProof/>
-                <w:webHidden/>
-              </w:rPr>
-              <w:tab/>
-            </w:r>
-            <w:r>
-              <w:rPr>
-                <w:rFonts w:ascii="Arial" w:hAnsi="Arial" w:cs="Arial"/>
-                <w:b/>
-                <w:bCs/>
                 <w:noProof/>
                 <w:webHidden/>
               </w:rPr>
@@ -1559,28 +1434,19 @@
             </w:r>
             <w:r>
               <w:rPr>
-                <w:rFonts w:ascii="Arial" w:hAnsi="Arial" w:cs="Arial"/>
-                <w:b/>
-                <w:bCs/>
-                <w:noProof/>
-                <w:webHidden/>
-              </w:rPr>
-              <w:instrText xml:space="preserve"> PAGEREF _Toc39600973 \h </w:instrText>
-            </w:r>
-            <w:r>
-              <w:rPr>
-                <w:rFonts w:ascii="Arial" w:hAnsi="Arial" w:cs="Arial"/>
-                <w:b/>
-                <w:bCs/>
-                <w:noProof/>
-                <w:webHidden/>
-              </w:rPr>
-            </w:r>
-            <w:r>
-              <w:rPr>
-                <w:rFonts w:ascii="Arial" w:hAnsi="Arial" w:cs="Arial"/>
-                <w:b/>
-                <w:bCs/>
+                <w:noProof/>
+                <w:webHidden/>
+              </w:rPr>
+              <w:instrText xml:space="preserve"> PAGEREF _Toc93229844 \h </w:instrText>
+            </w:r>
+            <w:r>
+              <w:rPr>
+                <w:noProof/>
+                <w:webHidden/>
+              </w:rPr>
+            </w:r>
+            <w:r>
+              <w:rPr>
                 <w:noProof/>
                 <w:webHidden/>
               </w:rPr>
@@ -1588,9 +1454,6 @@
             </w:r>
             <w:r>
               <w:rPr>
-                <w:rFonts w:ascii="Arial" w:hAnsi="Arial" w:cs="Arial"/>
-                <w:b/>
-                <w:bCs/>
                 <w:noProof/>
                 <w:webHidden/>
               </w:rPr>
@@ -1598,9 +1461,6 @@
             </w:r>
             <w:r>
               <w:rPr>
-                <w:rFonts w:ascii="Arial" w:hAnsi="Arial" w:cs="Arial"/>
-                <w:b/>
-                <w:bCs/>
                 <w:noProof/>
                 <w:webHidden/>
               </w:rPr>
@@ -1615,16 +1475,13 @@
               <w:tab w:val="left" w:pos="440"/>
               <w:tab w:val="right" w:leader="dot" w:pos="8494"/>
             </w:tabs>
-            <w:spacing w:line="360" w:lineRule="auto"/>
             <w:rPr>
-              <w:rFonts w:ascii="Arial" w:eastAsiaTheme="minorEastAsia" w:hAnsi="Arial" w:cs="Arial"/>
-              <w:b/>
-              <w:bCs/>
+              <w:rFonts w:eastAsiaTheme="minorEastAsia"/>
               <w:noProof/>
-              <w:lang w:val="es-ES" w:eastAsia="es-ES"/>
+              <w:lang w:eastAsia="es-PE"/>
             </w:rPr>
           </w:pPr>
-          <w:hyperlink w:anchor="_Toc39600974" w:history="1">
+          <w:hyperlink w:anchor="_Toc93229845" w:history="1">
             <w:r>
               <w:rPr>
                 <w:rStyle w:val="Hipervnculo"/>
@@ -1632,46 +1489,36 @@
                 <w:b/>
                 <w:bCs/>
                 <w:noProof/>
-                <w:color w:val="auto"/>
               </w:rPr>
               <w:t>3.</w:t>
             </w:r>
             <w:r>
               <w:rPr>
-                <w:rFonts w:ascii="Arial" w:eastAsiaTheme="minorEastAsia" w:hAnsi="Arial" w:cs="Arial"/>
+                <w:rFonts w:eastAsiaTheme="minorEastAsia"/>
+                <w:noProof/>
+                <w:lang w:eastAsia="es-PE"/>
+              </w:rPr>
+              <w:tab/>
+            </w:r>
+            <w:r>
+              <w:rPr>
+                <w:rStyle w:val="Hipervnculo"/>
+                <w:rFonts w:ascii="Arial" w:hAnsi="Arial" w:cs="Arial"/>
                 <w:b/>
                 <w:bCs/>
                 <w:noProof/>
-                <w:lang w:val="es-ES" w:eastAsia="es-ES"/>
+              </w:rPr>
+              <w:t>Estándar de Desarrollo</w:t>
+            </w:r>
+            <w:r>
+              <w:rPr>
+                <w:noProof/>
+                <w:webHidden/>
               </w:rPr>
               <w:tab/>
             </w:r>
             <w:r>
               <w:rPr>
-                <w:rStyle w:val="Hipervnculo"/>
-                <w:rFonts w:ascii="Arial" w:hAnsi="Arial" w:cs="Arial"/>
-                <w:b/>
-                <w:bCs/>
-                <w:noProof/>
-                <w:color w:val="auto"/>
-              </w:rPr>
-              <w:t>Estándar de Desarrollo</w:t>
-            </w:r>
-            <w:r>
-              <w:rPr>
-                <w:rFonts w:ascii="Arial" w:hAnsi="Arial" w:cs="Arial"/>
-                <w:b/>
-                <w:bCs/>
-                <w:noProof/>
-                <w:webHidden/>
-              </w:rPr>
-              <w:tab/>
-            </w:r>
-            <w:r>
-              <w:rPr>
-                <w:rFonts w:ascii="Arial" w:hAnsi="Arial" w:cs="Arial"/>
-                <w:b/>
-                <w:bCs/>
                 <w:noProof/>
                 <w:webHidden/>
               </w:rPr>
@@ -1679,28 +1526,19 @@
             </w:r>
             <w:r>
               <w:rPr>
-                <w:rFonts w:ascii="Arial" w:hAnsi="Arial" w:cs="Arial"/>
-                <w:b/>
-                <w:bCs/>
-                <w:noProof/>
-                <w:webHidden/>
-              </w:rPr>
-              <w:instrText xml:space="preserve"> PAGEREF _Toc39600974 \h </w:instrText>
-            </w:r>
-            <w:r>
-              <w:rPr>
-                <w:rFonts w:ascii="Arial" w:hAnsi="Arial" w:cs="Arial"/>
-                <w:b/>
-                <w:bCs/>
-                <w:noProof/>
-                <w:webHidden/>
-              </w:rPr>
-            </w:r>
-            <w:r>
-              <w:rPr>
-                <w:rFonts w:ascii="Arial" w:hAnsi="Arial" w:cs="Arial"/>
-                <w:b/>
-                <w:bCs/>
+                <w:noProof/>
+                <w:webHidden/>
+              </w:rPr>
+              <w:instrText xml:space="preserve"> PAGEREF _Toc93229845 \h </w:instrText>
+            </w:r>
+            <w:r>
+              <w:rPr>
+                <w:noProof/>
+                <w:webHidden/>
+              </w:rPr>
+            </w:r>
+            <w:r>
+              <w:rPr>
                 <w:noProof/>
                 <w:webHidden/>
               </w:rPr>
@@ -1708,9 +1546,6 @@
             </w:r>
             <w:r>
               <w:rPr>
-                <w:rFonts w:ascii="Arial" w:hAnsi="Arial" w:cs="Arial"/>
-                <w:b/>
-                <w:bCs/>
                 <w:noProof/>
                 <w:webHidden/>
               </w:rPr>
@@ -1718,9 +1553,6 @@
             </w:r>
             <w:r>
               <w:rPr>
-                <w:rFonts w:ascii="Arial" w:hAnsi="Arial" w:cs="Arial"/>
-                <w:b/>
-                <w:bCs/>
                 <w:noProof/>
                 <w:webHidden/>
               </w:rPr>
@@ -1735,16 +1567,13 @@
               <w:tab w:val="left" w:pos="440"/>
               <w:tab w:val="right" w:leader="dot" w:pos="8494"/>
             </w:tabs>
-            <w:spacing w:line="360" w:lineRule="auto"/>
             <w:rPr>
-              <w:rFonts w:ascii="Arial" w:eastAsiaTheme="minorEastAsia" w:hAnsi="Arial" w:cs="Arial"/>
-              <w:b/>
-              <w:bCs/>
+              <w:rFonts w:eastAsiaTheme="minorEastAsia"/>
               <w:noProof/>
-              <w:lang w:val="es-ES" w:eastAsia="es-ES"/>
+              <w:lang w:eastAsia="es-PE"/>
             </w:rPr>
           </w:pPr>
-          <w:hyperlink w:anchor="_Toc39600975" w:history="1">
+          <w:hyperlink w:anchor="_Toc93229846" w:history="1">
             <w:r>
               <w:rPr>
                 <w:rStyle w:val="Hipervnculo"/>
@@ -1752,46 +1581,36 @@
                 <w:b/>
                 <w:bCs/>
                 <w:noProof/>
-                <w:color w:val="auto"/>
               </w:rPr>
               <w:t>4.</w:t>
             </w:r>
             <w:r>
               <w:rPr>
-                <w:rFonts w:ascii="Arial" w:eastAsiaTheme="minorEastAsia" w:hAnsi="Arial" w:cs="Arial"/>
+                <w:rFonts w:eastAsiaTheme="minorEastAsia"/>
+                <w:noProof/>
+                <w:lang w:eastAsia="es-PE"/>
+              </w:rPr>
+              <w:tab/>
+            </w:r>
+            <w:r>
+              <w:rPr>
+                <w:rStyle w:val="Hipervnculo"/>
+                <w:rFonts w:ascii="Arial" w:hAnsi="Arial" w:cs="Arial"/>
                 <w:b/>
                 <w:bCs/>
                 <w:noProof/>
-                <w:lang w:val="es-ES" w:eastAsia="es-ES"/>
+              </w:rPr>
+              <w:t>Detalles de Implementación</w:t>
+            </w:r>
+            <w:r>
+              <w:rPr>
+                <w:noProof/>
+                <w:webHidden/>
               </w:rPr>
               <w:tab/>
             </w:r>
             <w:r>
               <w:rPr>
-                <w:rStyle w:val="Hipervnculo"/>
-                <w:rFonts w:ascii="Arial" w:hAnsi="Arial" w:cs="Arial"/>
-                <w:b/>
-                <w:bCs/>
-                <w:noProof/>
-                <w:color w:val="auto"/>
-              </w:rPr>
-              <w:t>Detalles de Implementación</w:t>
-            </w:r>
-            <w:r>
-              <w:rPr>
-                <w:rFonts w:ascii="Arial" w:hAnsi="Arial" w:cs="Arial"/>
-                <w:b/>
-                <w:bCs/>
-                <w:noProof/>
-                <w:webHidden/>
-              </w:rPr>
-              <w:tab/>
-            </w:r>
-            <w:r>
-              <w:rPr>
-                <w:rFonts w:ascii="Arial" w:hAnsi="Arial" w:cs="Arial"/>
-                <w:b/>
-                <w:bCs/>
                 <w:noProof/>
                 <w:webHidden/>
               </w:rPr>
@@ -1799,28 +1618,19 @@
             </w:r>
             <w:r>
               <w:rPr>
-                <w:rFonts w:ascii="Arial" w:hAnsi="Arial" w:cs="Arial"/>
-                <w:b/>
-                <w:bCs/>
-                <w:noProof/>
-                <w:webHidden/>
-              </w:rPr>
-              <w:instrText xml:space="preserve"> PAGEREF _Toc39600975 \h </w:instrText>
-            </w:r>
-            <w:r>
-              <w:rPr>
-                <w:rFonts w:ascii="Arial" w:hAnsi="Arial" w:cs="Arial"/>
-                <w:b/>
-                <w:bCs/>
-                <w:noProof/>
-                <w:webHidden/>
-              </w:rPr>
-            </w:r>
-            <w:r>
-              <w:rPr>
-                <w:rFonts w:ascii="Arial" w:hAnsi="Arial" w:cs="Arial"/>
-                <w:b/>
-                <w:bCs/>
+                <w:noProof/>
+                <w:webHidden/>
+              </w:rPr>
+              <w:instrText xml:space="preserve"> PAGEREF _Toc93229846 \h </w:instrText>
+            </w:r>
+            <w:r>
+              <w:rPr>
+                <w:noProof/>
+                <w:webHidden/>
+              </w:rPr>
+            </w:r>
+            <w:r>
+              <w:rPr>
                 <w:noProof/>
                 <w:webHidden/>
               </w:rPr>
@@ -1828,9 +1638,6 @@
             </w:r>
             <w:r>
               <w:rPr>
-                <w:rFonts w:ascii="Arial" w:hAnsi="Arial" w:cs="Arial"/>
-                <w:b/>
-                <w:bCs/>
                 <w:noProof/>
                 <w:webHidden/>
               </w:rPr>
@@ -1838,9 +1645,6 @@
             </w:r>
             <w:r>
               <w:rPr>
-                <w:rFonts w:ascii="Arial" w:hAnsi="Arial" w:cs="Arial"/>
-                <w:b/>
-                <w:bCs/>
                 <w:noProof/>
                 <w:webHidden/>
               </w:rPr>
@@ -1855,16 +1659,13 @@
               <w:tab w:val="left" w:pos="880"/>
               <w:tab w:val="right" w:leader="dot" w:pos="8494"/>
             </w:tabs>
-            <w:spacing w:line="360" w:lineRule="auto"/>
             <w:rPr>
-              <w:rFonts w:ascii="Arial" w:eastAsiaTheme="minorEastAsia" w:hAnsi="Arial" w:cs="Arial"/>
-              <w:b/>
-              <w:bCs/>
+              <w:rFonts w:eastAsiaTheme="minorEastAsia"/>
               <w:noProof/>
-              <w:lang w:val="es-ES" w:eastAsia="es-ES"/>
+              <w:lang w:eastAsia="es-PE"/>
             </w:rPr>
           </w:pPr>
-          <w:hyperlink w:anchor="_Toc39600976" w:history="1">
+          <w:hyperlink w:anchor="_Toc93229847" w:history="1">
             <w:r>
               <w:rPr>
                 <w:rStyle w:val="Hipervnculo"/>
@@ -1872,46 +1673,36 @@
                 <w:b/>
                 <w:bCs/>
                 <w:noProof/>
-                <w:color w:val="auto"/>
               </w:rPr>
               <w:t>4.1.</w:t>
             </w:r>
             <w:r>
               <w:rPr>
-                <w:rFonts w:ascii="Arial" w:eastAsiaTheme="minorEastAsia" w:hAnsi="Arial" w:cs="Arial"/>
+                <w:rFonts w:eastAsiaTheme="minorEastAsia"/>
+                <w:noProof/>
+                <w:lang w:eastAsia="es-PE"/>
+              </w:rPr>
+              <w:tab/>
+            </w:r>
+            <w:r>
+              <w:rPr>
+                <w:rStyle w:val="Hipervnculo"/>
+                <w:rFonts w:ascii="Arial" w:hAnsi="Arial" w:cs="Arial"/>
                 <w:b/>
                 <w:bCs/>
                 <w:noProof/>
-                <w:lang w:val="es-ES" w:eastAsia="es-ES"/>
+              </w:rPr>
+              <w:t>Plataforma y Lenguajes</w:t>
+            </w:r>
+            <w:r>
+              <w:rPr>
+                <w:noProof/>
+                <w:webHidden/>
               </w:rPr>
               <w:tab/>
             </w:r>
             <w:r>
               <w:rPr>
-                <w:rStyle w:val="Hipervnculo"/>
-                <w:rFonts w:ascii="Arial" w:hAnsi="Arial" w:cs="Arial"/>
-                <w:b/>
-                <w:bCs/>
-                <w:noProof/>
-                <w:color w:val="auto"/>
-              </w:rPr>
-              <w:t>Plataforma y Lenguajes</w:t>
-            </w:r>
-            <w:r>
-              <w:rPr>
-                <w:rFonts w:ascii="Arial" w:hAnsi="Arial" w:cs="Arial"/>
-                <w:b/>
-                <w:bCs/>
-                <w:noProof/>
-                <w:webHidden/>
-              </w:rPr>
-              <w:tab/>
-            </w:r>
-            <w:r>
-              <w:rPr>
-                <w:rFonts w:ascii="Arial" w:hAnsi="Arial" w:cs="Arial"/>
-                <w:b/>
-                <w:bCs/>
                 <w:noProof/>
                 <w:webHidden/>
               </w:rPr>
@@ -1919,28 +1710,19 @@
             </w:r>
             <w:r>
               <w:rPr>
-                <w:rFonts w:ascii="Arial" w:hAnsi="Arial" w:cs="Arial"/>
-                <w:b/>
-                <w:bCs/>
-                <w:noProof/>
-                <w:webHidden/>
-              </w:rPr>
-              <w:instrText xml:space="preserve"> PAGEREF _Toc39600976 \h </w:instrText>
-            </w:r>
-            <w:r>
-              <w:rPr>
-                <w:rFonts w:ascii="Arial" w:hAnsi="Arial" w:cs="Arial"/>
-                <w:b/>
-                <w:bCs/>
-                <w:noProof/>
-                <w:webHidden/>
-              </w:rPr>
-            </w:r>
-            <w:r>
-              <w:rPr>
-                <w:rFonts w:ascii="Arial" w:hAnsi="Arial" w:cs="Arial"/>
-                <w:b/>
-                <w:bCs/>
+                <w:noProof/>
+                <w:webHidden/>
+              </w:rPr>
+              <w:instrText xml:space="preserve"> PAGEREF _Toc93229847 \h </w:instrText>
+            </w:r>
+            <w:r>
+              <w:rPr>
+                <w:noProof/>
+                <w:webHidden/>
+              </w:rPr>
+            </w:r>
+            <w:r>
+              <w:rPr>
                 <w:noProof/>
                 <w:webHidden/>
               </w:rPr>
@@ -1948,9 +1730,6 @@
             </w:r>
             <w:r>
               <w:rPr>
-                <w:rFonts w:ascii="Arial" w:hAnsi="Arial" w:cs="Arial"/>
-                <w:b/>
-                <w:bCs/>
                 <w:noProof/>
                 <w:webHidden/>
               </w:rPr>
@@ -1958,9 +1737,6 @@
             </w:r>
             <w:r>
               <w:rPr>
-                <w:rFonts w:ascii="Arial" w:hAnsi="Arial" w:cs="Arial"/>
-                <w:b/>
-                <w:bCs/>
                 <w:noProof/>
                 <w:webHidden/>
               </w:rPr>
@@ -1975,16 +1751,13 @@
               <w:tab w:val="left" w:pos="880"/>
               <w:tab w:val="right" w:leader="dot" w:pos="8494"/>
             </w:tabs>
-            <w:spacing w:line="360" w:lineRule="auto"/>
             <w:rPr>
-              <w:rFonts w:ascii="Arial" w:eastAsiaTheme="minorEastAsia" w:hAnsi="Arial" w:cs="Arial"/>
-              <w:b/>
-              <w:bCs/>
+              <w:rFonts w:eastAsiaTheme="minorEastAsia"/>
               <w:noProof/>
-              <w:lang w:val="es-ES" w:eastAsia="es-ES"/>
+              <w:lang w:eastAsia="es-PE"/>
             </w:rPr>
           </w:pPr>
-          <w:hyperlink w:anchor="_Toc39600977" w:history="1">
+          <w:hyperlink w:anchor="_Toc93229848" w:history="1">
             <w:r>
               <w:rPr>
                 <w:rStyle w:val="Hipervnculo"/>
@@ -1992,46 +1765,36 @@
                 <w:b/>
                 <w:bCs/>
                 <w:noProof/>
-                <w:color w:val="auto"/>
               </w:rPr>
               <w:t>4.2.</w:t>
             </w:r>
             <w:r>
               <w:rPr>
-                <w:rFonts w:ascii="Arial" w:eastAsiaTheme="minorEastAsia" w:hAnsi="Arial" w:cs="Arial"/>
+                <w:rFonts w:eastAsiaTheme="minorEastAsia"/>
+                <w:noProof/>
+                <w:lang w:eastAsia="es-PE"/>
+              </w:rPr>
+              <w:tab/>
+            </w:r>
+            <w:r>
+              <w:rPr>
+                <w:rStyle w:val="Hipervnculo"/>
+                <w:rFonts w:ascii="Arial" w:hAnsi="Arial" w:cs="Arial"/>
                 <w:b/>
                 <w:bCs/>
                 <w:noProof/>
-                <w:lang w:val="es-ES" w:eastAsia="es-ES"/>
+              </w:rPr>
+              <w:t>Patrón de Diseño</w:t>
+            </w:r>
+            <w:r>
+              <w:rPr>
+                <w:noProof/>
+                <w:webHidden/>
               </w:rPr>
               <w:tab/>
             </w:r>
             <w:r>
               <w:rPr>
-                <w:rStyle w:val="Hipervnculo"/>
-                <w:rFonts w:ascii="Arial" w:hAnsi="Arial" w:cs="Arial"/>
-                <w:b/>
-                <w:bCs/>
-                <w:noProof/>
-                <w:color w:val="auto"/>
-              </w:rPr>
-              <w:t>Patrón de Diseño</w:t>
-            </w:r>
-            <w:r>
-              <w:rPr>
-                <w:rFonts w:ascii="Arial" w:hAnsi="Arial" w:cs="Arial"/>
-                <w:b/>
-                <w:bCs/>
-                <w:noProof/>
-                <w:webHidden/>
-              </w:rPr>
-              <w:tab/>
-            </w:r>
-            <w:r>
-              <w:rPr>
-                <w:rFonts w:ascii="Arial" w:hAnsi="Arial" w:cs="Arial"/>
-                <w:b/>
-                <w:bCs/>
                 <w:noProof/>
                 <w:webHidden/>
               </w:rPr>
@@ -2039,28 +1802,19 @@
             </w:r>
             <w:r>
               <w:rPr>
-                <w:rFonts w:ascii="Arial" w:hAnsi="Arial" w:cs="Arial"/>
-                <w:b/>
-                <w:bCs/>
-                <w:noProof/>
-                <w:webHidden/>
-              </w:rPr>
-              <w:instrText xml:space="preserve"> PAGEREF _Toc39600977 \h </w:instrText>
-            </w:r>
-            <w:r>
-              <w:rPr>
-                <w:rFonts w:ascii="Arial" w:hAnsi="Arial" w:cs="Arial"/>
-                <w:b/>
-                <w:bCs/>
-                <w:noProof/>
-                <w:webHidden/>
-              </w:rPr>
-            </w:r>
-            <w:r>
-              <w:rPr>
-                <w:rFonts w:ascii="Arial" w:hAnsi="Arial" w:cs="Arial"/>
-                <w:b/>
-                <w:bCs/>
+                <w:noProof/>
+                <w:webHidden/>
+              </w:rPr>
+              <w:instrText xml:space="preserve"> PAGEREF _Toc93229848 \h </w:instrText>
+            </w:r>
+            <w:r>
+              <w:rPr>
+                <w:noProof/>
+                <w:webHidden/>
+              </w:rPr>
+            </w:r>
+            <w:r>
+              <w:rPr>
                 <w:noProof/>
                 <w:webHidden/>
               </w:rPr>
@@ -2068,9 +1822,6 @@
             </w:r>
             <w:r>
               <w:rPr>
-                <w:rFonts w:ascii="Arial" w:hAnsi="Arial" w:cs="Arial"/>
-                <w:b/>
-                <w:bCs/>
                 <w:noProof/>
                 <w:webHidden/>
               </w:rPr>
@@ -2078,9 +1829,6 @@
             </w:r>
             <w:r>
               <w:rPr>
-                <w:rFonts w:ascii="Arial" w:hAnsi="Arial" w:cs="Arial"/>
-                <w:b/>
-                <w:bCs/>
                 <w:noProof/>
                 <w:webHidden/>
               </w:rPr>
@@ -2095,16 +1843,13 @@
               <w:tab w:val="left" w:pos="440"/>
               <w:tab w:val="right" w:leader="dot" w:pos="8494"/>
             </w:tabs>
-            <w:spacing w:line="360" w:lineRule="auto"/>
             <w:rPr>
-              <w:rFonts w:ascii="Arial" w:eastAsiaTheme="minorEastAsia" w:hAnsi="Arial" w:cs="Arial"/>
-              <w:b/>
-              <w:bCs/>
+              <w:rFonts w:eastAsiaTheme="minorEastAsia"/>
               <w:noProof/>
-              <w:lang w:val="es-ES" w:eastAsia="es-ES"/>
+              <w:lang w:eastAsia="es-PE"/>
             </w:rPr>
           </w:pPr>
-          <w:hyperlink w:anchor="_Toc39600978" w:history="1">
+          <w:hyperlink w:anchor="_Toc93229849" w:history="1">
             <w:r>
               <w:rPr>
                 <w:rStyle w:val="Hipervnculo"/>
@@ -2112,46 +1857,36 @@
                 <w:b/>
                 <w:bCs/>
                 <w:noProof/>
-                <w:color w:val="auto"/>
               </w:rPr>
               <w:t>5.</w:t>
             </w:r>
             <w:r>
               <w:rPr>
-                <w:rFonts w:ascii="Arial" w:eastAsiaTheme="minorEastAsia" w:hAnsi="Arial" w:cs="Arial"/>
+                <w:rFonts w:eastAsiaTheme="minorEastAsia"/>
+                <w:noProof/>
+                <w:lang w:eastAsia="es-PE"/>
+              </w:rPr>
+              <w:tab/>
+            </w:r>
+            <w:r>
+              <w:rPr>
+                <w:rStyle w:val="Hipervnculo"/>
+                <w:rFonts w:ascii="Arial" w:hAnsi="Arial" w:cs="Arial"/>
                 <w:b/>
                 <w:bCs/>
                 <w:noProof/>
-                <w:lang w:val="es-ES" w:eastAsia="es-ES"/>
+              </w:rPr>
+              <w:t>Arquitectura del Sistema</w:t>
+            </w:r>
+            <w:r>
+              <w:rPr>
+                <w:noProof/>
+                <w:webHidden/>
               </w:rPr>
               <w:tab/>
             </w:r>
             <w:r>
               <w:rPr>
-                <w:rStyle w:val="Hipervnculo"/>
-                <w:rFonts w:ascii="Arial" w:hAnsi="Arial" w:cs="Arial"/>
-                <w:b/>
-                <w:bCs/>
-                <w:noProof/>
-                <w:color w:val="auto"/>
-              </w:rPr>
-              <w:t>Arquitectura del Sistema</w:t>
-            </w:r>
-            <w:r>
-              <w:rPr>
-                <w:rFonts w:ascii="Arial" w:hAnsi="Arial" w:cs="Arial"/>
-                <w:b/>
-                <w:bCs/>
-                <w:noProof/>
-                <w:webHidden/>
-              </w:rPr>
-              <w:tab/>
-            </w:r>
-            <w:r>
-              <w:rPr>
-                <w:rFonts w:ascii="Arial" w:hAnsi="Arial" w:cs="Arial"/>
-                <w:b/>
-                <w:bCs/>
                 <w:noProof/>
                 <w:webHidden/>
               </w:rPr>
@@ -2159,28 +1894,19 @@
             </w:r>
             <w:r>
               <w:rPr>
-                <w:rFonts w:ascii="Arial" w:hAnsi="Arial" w:cs="Arial"/>
-                <w:b/>
-                <w:bCs/>
-                <w:noProof/>
-                <w:webHidden/>
-              </w:rPr>
-              <w:instrText xml:space="preserve"> PAGEREF _Toc39600978 \h </w:instrText>
-            </w:r>
-            <w:r>
-              <w:rPr>
-                <w:rFonts w:ascii="Arial" w:hAnsi="Arial" w:cs="Arial"/>
-                <w:b/>
-                <w:bCs/>
-                <w:noProof/>
-                <w:webHidden/>
-              </w:rPr>
-            </w:r>
-            <w:r>
-              <w:rPr>
-                <w:rFonts w:ascii="Arial" w:hAnsi="Arial" w:cs="Arial"/>
-                <w:b/>
-                <w:bCs/>
+                <w:noProof/>
+                <w:webHidden/>
+              </w:rPr>
+              <w:instrText xml:space="preserve"> PAGEREF _Toc93229849 \h </w:instrText>
+            </w:r>
+            <w:r>
+              <w:rPr>
+                <w:noProof/>
+                <w:webHidden/>
+              </w:rPr>
+            </w:r>
+            <w:r>
+              <w:rPr>
                 <w:noProof/>
                 <w:webHidden/>
               </w:rPr>
@@ -2188,19 +1914,13 @@
             </w:r>
             <w:r>
               <w:rPr>
-                <w:rFonts w:ascii="Arial" w:hAnsi="Arial" w:cs="Arial"/>
-                <w:b/>
-                <w:bCs/>
-                <w:noProof/>
-                <w:webHidden/>
-              </w:rPr>
-              <w:t>6</w:t>
-            </w:r>
-            <w:r>
-              <w:rPr>
-                <w:rFonts w:ascii="Arial" w:hAnsi="Arial" w:cs="Arial"/>
-                <w:b/>
-                <w:bCs/>
+                <w:noProof/>
+                <w:webHidden/>
+              </w:rPr>
+              <w:t>7</w:t>
+            </w:r>
+            <w:r>
+              <w:rPr>
                 <w:noProof/>
                 <w:webHidden/>
               </w:rPr>
@@ -2215,16 +1935,13 @@
               <w:tab w:val="left" w:pos="880"/>
               <w:tab w:val="right" w:leader="dot" w:pos="8494"/>
             </w:tabs>
-            <w:spacing w:line="360" w:lineRule="auto"/>
             <w:rPr>
-              <w:rFonts w:ascii="Arial" w:eastAsiaTheme="minorEastAsia" w:hAnsi="Arial" w:cs="Arial"/>
-              <w:b/>
-              <w:bCs/>
+              <w:rFonts w:eastAsiaTheme="minorEastAsia"/>
               <w:noProof/>
-              <w:lang w:val="es-ES" w:eastAsia="es-ES"/>
+              <w:lang w:eastAsia="es-PE"/>
             </w:rPr>
           </w:pPr>
-          <w:hyperlink w:anchor="_Toc39600979" w:history="1">
+          <w:hyperlink w:anchor="_Toc93229850" w:history="1">
             <w:r>
               <w:rPr>
                 <w:rStyle w:val="Hipervnculo"/>
@@ -2232,46 +1949,36 @@
                 <w:b/>
                 <w:bCs/>
                 <w:noProof/>
-                <w:color w:val="auto"/>
               </w:rPr>
               <w:t>5.1.</w:t>
             </w:r>
             <w:r>
               <w:rPr>
-                <w:rFonts w:ascii="Arial" w:eastAsiaTheme="minorEastAsia" w:hAnsi="Arial" w:cs="Arial"/>
+                <w:rFonts w:eastAsiaTheme="minorEastAsia"/>
+                <w:noProof/>
+                <w:lang w:eastAsia="es-PE"/>
+              </w:rPr>
+              <w:tab/>
+            </w:r>
+            <w:r>
+              <w:rPr>
+                <w:rStyle w:val="Hipervnculo"/>
+                <w:rFonts w:ascii="Arial" w:hAnsi="Arial" w:cs="Arial"/>
                 <w:b/>
                 <w:bCs/>
                 <w:noProof/>
-                <w:lang w:val="es-ES" w:eastAsia="es-ES"/>
+              </w:rPr>
+              <w:t>Diagrama de Paquetes</w:t>
+            </w:r>
+            <w:r>
+              <w:rPr>
+                <w:noProof/>
+                <w:webHidden/>
               </w:rPr>
               <w:tab/>
             </w:r>
             <w:r>
               <w:rPr>
-                <w:rStyle w:val="Hipervnculo"/>
-                <w:rFonts w:ascii="Arial" w:hAnsi="Arial" w:cs="Arial"/>
-                <w:b/>
-                <w:bCs/>
-                <w:noProof/>
-                <w:color w:val="auto"/>
-              </w:rPr>
-              <w:t>Diagrama de Paquetes</w:t>
-            </w:r>
-            <w:r>
-              <w:rPr>
-                <w:rFonts w:ascii="Arial" w:hAnsi="Arial" w:cs="Arial"/>
-                <w:b/>
-                <w:bCs/>
-                <w:noProof/>
-                <w:webHidden/>
-              </w:rPr>
-              <w:tab/>
-            </w:r>
-            <w:r>
-              <w:rPr>
-                <w:rFonts w:ascii="Arial" w:hAnsi="Arial" w:cs="Arial"/>
-                <w:b/>
-                <w:bCs/>
                 <w:noProof/>
                 <w:webHidden/>
               </w:rPr>
@@ -2279,28 +1986,19 @@
             </w:r>
             <w:r>
               <w:rPr>
-                <w:rFonts w:ascii="Arial" w:hAnsi="Arial" w:cs="Arial"/>
-                <w:b/>
-                <w:bCs/>
-                <w:noProof/>
-                <w:webHidden/>
-              </w:rPr>
-              <w:instrText xml:space="preserve"> PAGEREF _Toc39600979 \h </w:instrText>
-            </w:r>
-            <w:r>
-              <w:rPr>
-                <w:rFonts w:ascii="Arial" w:hAnsi="Arial" w:cs="Arial"/>
-                <w:b/>
-                <w:bCs/>
-                <w:noProof/>
-                <w:webHidden/>
-              </w:rPr>
-            </w:r>
-            <w:r>
-              <w:rPr>
-                <w:rFonts w:ascii="Arial" w:hAnsi="Arial" w:cs="Arial"/>
-                <w:b/>
-                <w:bCs/>
+                <w:noProof/>
+                <w:webHidden/>
+              </w:rPr>
+              <w:instrText xml:space="preserve"> PAGEREF _Toc93229850 \h </w:instrText>
+            </w:r>
+            <w:r>
+              <w:rPr>
+                <w:noProof/>
+                <w:webHidden/>
+              </w:rPr>
+            </w:r>
+            <w:r>
+              <w:rPr>
                 <w:noProof/>
                 <w:webHidden/>
               </w:rPr>
@@ -2308,19 +2006,13 @@
             </w:r>
             <w:r>
               <w:rPr>
-                <w:rFonts w:ascii="Arial" w:hAnsi="Arial" w:cs="Arial"/>
-                <w:b/>
-                <w:bCs/>
-                <w:noProof/>
-                <w:webHidden/>
-              </w:rPr>
-              <w:t>6</w:t>
-            </w:r>
-            <w:r>
-              <w:rPr>
-                <w:rFonts w:ascii="Arial" w:hAnsi="Arial" w:cs="Arial"/>
-                <w:b/>
-                <w:bCs/>
+                <w:noProof/>
+                <w:webHidden/>
+              </w:rPr>
+              <w:t>7</w:t>
+            </w:r>
+            <w:r>
+              <w:rPr>
                 <w:noProof/>
                 <w:webHidden/>
               </w:rPr>
@@ -2335,16 +2027,13 @@
               <w:tab w:val="left" w:pos="880"/>
               <w:tab w:val="right" w:leader="dot" w:pos="8494"/>
             </w:tabs>
-            <w:spacing w:line="360" w:lineRule="auto"/>
             <w:rPr>
-              <w:rFonts w:ascii="Arial" w:eastAsiaTheme="minorEastAsia" w:hAnsi="Arial" w:cs="Arial"/>
-              <w:b/>
-              <w:bCs/>
+              <w:rFonts w:eastAsiaTheme="minorEastAsia"/>
               <w:noProof/>
-              <w:lang w:val="es-ES" w:eastAsia="es-ES"/>
+              <w:lang w:eastAsia="es-PE"/>
             </w:rPr>
           </w:pPr>
-          <w:hyperlink w:anchor="_Toc39600980" w:history="1">
+          <w:hyperlink w:anchor="_Toc93229851" w:history="1">
             <w:r>
               <w:rPr>
                 <w:rStyle w:val="Hipervnculo"/>
@@ -2352,46 +2041,36 @@
                 <w:b/>
                 <w:bCs/>
                 <w:noProof/>
-                <w:color w:val="auto"/>
               </w:rPr>
               <w:t>5.2.</w:t>
             </w:r>
             <w:r>
               <w:rPr>
-                <w:rFonts w:ascii="Arial" w:eastAsiaTheme="minorEastAsia" w:hAnsi="Arial" w:cs="Arial"/>
+                <w:rFonts w:eastAsiaTheme="minorEastAsia"/>
+                <w:noProof/>
+                <w:lang w:eastAsia="es-PE"/>
+              </w:rPr>
+              <w:tab/>
+            </w:r>
+            <w:r>
+              <w:rPr>
+                <w:rStyle w:val="Hipervnculo"/>
+                <w:rFonts w:ascii="Arial" w:hAnsi="Arial" w:cs="Arial"/>
                 <w:b/>
                 <w:bCs/>
                 <w:noProof/>
-                <w:lang w:val="es-ES" w:eastAsia="es-ES"/>
+              </w:rPr>
+              <w:t>Diagrama de Clases</w:t>
+            </w:r>
+            <w:r>
+              <w:rPr>
+                <w:noProof/>
+                <w:webHidden/>
               </w:rPr>
               <w:tab/>
             </w:r>
             <w:r>
               <w:rPr>
-                <w:rStyle w:val="Hipervnculo"/>
-                <w:rFonts w:ascii="Arial" w:hAnsi="Arial" w:cs="Arial"/>
-                <w:b/>
-                <w:bCs/>
-                <w:noProof/>
-                <w:color w:val="auto"/>
-              </w:rPr>
-              <w:t>Diagrama de Clases</w:t>
-            </w:r>
-            <w:r>
-              <w:rPr>
-                <w:rFonts w:ascii="Arial" w:hAnsi="Arial" w:cs="Arial"/>
-                <w:b/>
-                <w:bCs/>
-                <w:noProof/>
-                <w:webHidden/>
-              </w:rPr>
-              <w:tab/>
-            </w:r>
-            <w:r>
-              <w:rPr>
-                <w:rFonts w:ascii="Arial" w:hAnsi="Arial" w:cs="Arial"/>
-                <w:b/>
-                <w:bCs/>
                 <w:noProof/>
                 <w:webHidden/>
               </w:rPr>
@@ -2399,28 +2078,19 @@
             </w:r>
             <w:r>
               <w:rPr>
-                <w:rFonts w:ascii="Arial" w:hAnsi="Arial" w:cs="Arial"/>
-                <w:b/>
-                <w:bCs/>
-                <w:noProof/>
-                <w:webHidden/>
-              </w:rPr>
-              <w:instrText xml:space="preserve"> PAGEREF _Toc39600980 \h </w:instrText>
-            </w:r>
-            <w:r>
-              <w:rPr>
-                <w:rFonts w:ascii="Arial" w:hAnsi="Arial" w:cs="Arial"/>
-                <w:b/>
-                <w:bCs/>
-                <w:noProof/>
-                <w:webHidden/>
-              </w:rPr>
-            </w:r>
-            <w:r>
-              <w:rPr>
-                <w:rFonts w:ascii="Arial" w:hAnsi="Arial" w:cs="Arial"/>
-                <w:b/>
-                <w:bCs/>
+                <w:noProof/>
+                <w:webHidden/>
+              </w:rPr>
+              <w:instrText xml:space="preserve"> PAGEREF _Toc93229851 \h </w:instrText>
+            </w:r>
+            <w:r>
+              <w:rPr>
+                <w:noProof/>
+                <w:webHidden/>
+              </w:rPr>
+            </w:r>
+            <w:r>
+              <w:rPr>
                 <w:noProof/>
                 <w:webHidden/>
               </w:rPr>
@@ -2428,9 +2098,6 @@
             </w:r>
             <w:r>
               <w:rPr>
-                <w:rFonts w:ascii="Arial" w:hAnsi="Arial" w:cs="Arial"/>
-                <w:b/>
-                <w:bCs/>
                 <w:noProof/>
                 <w:webHidden/>
               </w:rPr>
@@ -2438,9 +2105,6 @@
             </w:r>
             <w:r>
               <w:rPr>
-                <w:rFonts w:ascii="Arial" w:hAnsi="Arial" w:cs="Arial"/>
-                <w:b/>
-                <w:bCs/>
                 <w:noProof/>
                 <w:webHidden/>
               </w:rPr>
@@ -2455,16 +2119,13 @@
               <w:tab w:val="left" w:pos="880"/>
               <w:tab w:val="right" w:leader="dot" w:pos="8494"/>
             </w:tabs>
-            <w:spacing w:line="360" w:lineRule="auto"/>
             <w:rPr>
-              <w:rFonts w:ascii="Arial" w:eastAsiaTheme="minorEastAsia" w:hAnsi="Arial" w:cs="Arial"/>
-              <w:b/>
-              <w:bCs/>
+              <w:rFonts w:eastAsiaTheme="minorEastAsia"/>
               <w:noProof/>
-              <w:lang w:val="es-ES" w:eastAsia="es-ES"/>
+              <w:lang w:eastAsia="es-PE"/>
             </w:rPr>
           </w:pPr>
-          <w:hyperlink w:anchor="_Toc39600981" w:history="1">
+          <w:hyperlink w:anchor="_Toc93229852" w:history="1">
             <w:r>
               <w:rPr>
                 <w:rStyle w:val="Hipervnculo"/>
@@ -2472,46 +2133,36 @@
                 <w:b/>
                 <w:bCs/>
                 <w:noProof/>
-                <w:color w:val="auto"/>
               </w:rPr>
               <w:t>5.3.</w:t>
             </w:r>
             <w:r>
               <w:rPr>
-                <w:rFonts w:ascii="Arial" w:eastAsiaTheme="minorEastAsia" w:hAnsi="Arial" w:cs="Arial"/>
+                <w:rFonts w:eastAsiaTheme="minorEastAsia"/>
+                <w:noProof/>
+                <w:lang w:eastAsia="es-PE"/>
+              </w:rPr>
+              <w:tab/>
+            </w:r>
+            <w:r>
+              <w:rPr>
+                <w:rStyle w:val="Hipervnculo"/>
+                <w:rFonts w:ascii="Arial" w:hAnsi="Arial" w:cs="Arial"/>
                 <w:b/>
                 <w:bCs/>
                 <w:noProof/>
-                <w:lang w:val="es-ES" w:eastAsia="es-ES"/>
+              </w:rPr>
+              <w:t>Diagrama de Secuencia</w:t>
+            </w:r>
+            <w:r>
+              <w:rPr>
+                <w:noProof/>
+                <w:webHidden/>
               </w:rPr>
               <w:tab/>
             </w:r>
             <w:r>
               <w:rPr>
-                <w:rStyle w:val="Hipervnculo"/>
-                <w:rFonts w:ascii="Arial" w:hAnsi="Arial" w:cs="Arial"/>
-                <w:b/>
-                <w:bCs/>
-                <w:noProof/>
-                <w:color w:val="auto"/>
-              </w:rPr>
-              <w:t>Diagrama de Objetos</w:t>
-            </w:r>
-            <w:r>
-              <w:rPr>
-                <w:rFonts w:ascii="Arial" w:hAnsi="Arial" w:cs="Arial"/>
-                <w:b/>
-                <w:bCs/>
-                <w:noProof/>
-                <w:webHidden/>
-              </w:rPr>
-              <w:tab/>
-            </w:r>
-            <w:r>
-              <w:rPr>
-                <w:rFonts w:ascii="Arial" w:hAnsi="Arial" w:cs="Arial"/>
-                <w:b/>
-                <w:bCs/>
                 <w:noProof/>
                 <w:webHidden/>
               </w:rPr>
@@ -2519,28 +2170,19 @@
             </w:r>
             <w:r>
               <w:rPr>
-                <w:rFonts w:ascii="Arial" w:hAnsi="Arial" w:cs="Arial"/>
-                <w:b/>
-                <w:bCs/>
-                <w:noProof/>
-                <w:webHidden/>
-              </w:rPr>
-              <w:instrText xml:space="preserve"> PAGEREF _Toc39600981 \h </w:instrText>
-            </w:r>
-            <w:r>
-              <w:rPr>
-                <w:rFonts w:ascii="Arial" w:hAnsi="Arial" w:cs="Arial"/>
-                <w:b/>
-                <w:bCs/>
-                <w:noProof/>
-                <w:webHidden/>
-              </w:rPr>
-            </w:r>
-            <w:r>
-              <w:rPr>
-                <w:rFonts w:ascii="Arial" w:hAnsi="Arial" w:cs="Arial"/>
-                <w:b/>
-                <w:bCs/>
+                <w:noProof/>
+                <w:webHidden/>
+              </w:rPr>
+              <w:instrText xml:space="preserve"> PAGEREF _Toc93229852 \h </w:instrText>
+            </w:r>
+            <w:r>
+              <w:rPr>
+                <w:noProof/>
+                <w:webHidden/>
+              </w:rPr>
+            </w:r>
+            <w:r>
+              <w:rPr>
                 <w:noProof/>
                 <w:webHidden/>
               </w:rPr>
@@ -2548,9 +2190,6 @@
             </w:r>
             <w:r>
               <w:rPr>
-                <w:rFonts w:ascii="Arial" w:hAnsi="Arial" w:cs="Arial"/>
-                <w:b/>
-                <w:bCs/>
                 <w:noProof/>
                 <w:webHidden/>
               </w:rPr>
@@ -2558,9 +2197,6 @@
             </w:r>
             <w:r>
               <w:rPr>
-                <w:rFonts w:ascii="Arial" w:hAnsi="Arial" w:cs="Arial"/>
-                <w:b/>
-                <w:bCs/>
                 <w:noProof/>
                 <w:webHidden/>
               </w:rPr>
@@ -2575,16 +2211,13 @@
               <w:tab w:val="left" w:pos="880"/>
               <w:tab w:val="right" w:leader="dot" w:pos="8494"/>
             </w:tabs>
-            <w:spacing w:line="360" w:lineRule="auto"/>
             <w:rPr>
-              <w:rFonts w:ascii="Arial" w:eastAsiaTheme="minorEastAsia" w:hAnsi="Arial" w:cs="Arial"/>
-              <w:b/>
-              <w:bCs/>
+              <w:rFonts w:eastAsiaTheme="minorEastAsia"/>
               <w:noProof/>
-              <w:lang w:val="es-ES" w:eastAsia="es-ES"/>
+              <w:lang w:eastAsia="es-PE"/>
             </w:rPr>
           </w:pPr>
-          <w:hyperlink w:anchor="_Toc39600982" w:history="1">
+          <w:hyperlink w:anchor="_Toc93229853" w:history="1">
             <w:r>
               <w:rPr>
                 <w:rStyle w:val="Hipervnculo"/>
@@ -2592,46 +2225,36 @@
                 <w:b/>
                 <w:bCs/>
                 <w:noProof/>
-                <w:color w:val="auto"/>
               </w:rPr>
               <w:t>5.4.</w:t>
             </w:r>
             <w:r>
               <w:rPr>
-                <w:rFonts w:ascii="Arial" w:eastAsiaTheme="minorEastAsia" w:hAnsi="Arial" w:cs="Arial"/>
+                <w:rFonts w:eastAsiaTheme="minorEastAsia"/>
+                <w:noProof/>
+                <w:lang w:eastAsia="es-PE"/>
+              </w:rPr>
+              <w:tab/>
+            </w:r>
+            <w:r>
+              <w:rPr>
+                <w:rStyle w:val="Hipervnculo"/>
+                <w:rFonts w:ascii="Arial" w:hAnsi="Arial" w:cs="Arial"/>
                 <w:b/>
                 <w:bCs/>
                 <w:noProof/>
-                <w:lang w:val="es-ES" w:eastAsia="es-ES"/>
+              </w:rPr>
+              <w:t>Diagrama de Componentes</w:t>
+            </w:r>
+            <w:r>
+              <w:rPr>
+                <w:noProof/>
+                <w:webHidden/>
               </w:rPr>
               <w:tab/>
             </w:r>
             <w:r>
               <w:rPr>
-                <w:rStyle w:val="Hipervnculo"/>
-                <w:rFonts w:ascii="Arial" w:hAnsi="Arial" w:cs="Arial"/>
-                <w:b/>
-                <w:bCs/>
-                <w:noProof/>
-                <w:color w:val="auto"/>
-              </w:rPr>
-              <w:t>Diagrama de Secuencia</w:t>
-            </w:r>
-            <w:r>
-              <w:rPr>
-                <w:rFonts w:ascii="Arial" w:hAnsi="Arial" w:cs="Arial"/>
-                <w:b/>
-                <w:bCs/>
-                <w:noProof/>
-                <w:webHidden/>
-              </w:rPr>
-              <w:tab/>
-            </w:r>
-            <w:r>
-              <w:rPr>
-                <w:rFonts w:ascii="Arial" w:hAnsi="Arial" w:cs="Arial"/>
-                <w:b/>
-                <w:bCs/>
                 <w:noProof/>
                 <w:webHidden/>
               </w:rPr>
@@ -2639,28 +2262,19 @@
             </w:r>
             <w:r>
               <w:rPr>
-                <w:rFonts w:ascii="Arial" w:hAnsi="Arial" w:cs="Arial"/>
-                <w:b/>
-                <w:bCs/>
-                <w:noProof/>
-                <w:webHidden/>
-              </w:rPr>
-              <w:instrText xml:space="preserve"> PAGEREF _Toc39600982 \h </w:instrText>
-            </w:r>
-            <w:r>
-              <w:rPr>
-                <w:rFonts w:ascii="Arial" w:hAnsi="Arial" w:cs="Arial"/>
-                <w:b/>
-                <w:bCs/>
-                <w:noProof/>
-                <w:webHidden/>
-              </w:rPr>
-            </w:r>
-            <w:r>
-              <w:rPr>
-                <w:rFonts w:ascii="Arial" w:hAnsi="Arial" w:cs="Arial"/>
-                <w:b/>
-                <w:bCs/>
+                <w:noProof/>
+                <w:webHidden/>
+              </w:rPr>
+              <w:instrText xml:space="preserve"> PAGEREF _Toc93229853 \h </w:instrText>
+            </w:r>
+            <w:r>
+              <w:rPr>
+                <w:noProof/>
+                <w:webHidden/>
+              </w:rPr>
+            </w:r>
+            <w:r>
+              <w:rPr>
                 <w:noProof/>
                 <w:webHidden/>
               </w:rPr>
@@ -2668,9 +2282,6 @@
             </w:r>
             <w:r>
               <w:rPr>
-                <w:rFonts w:ascii="Arial" w:hAnsi="Arial" w:cs="Arial"/>
-                <w:b/>
-                <w:bCs/>
                 <w:noProof/>
                 <w:webHidden/>
               </w:rPr>
@@ -2678,9 +2289,6 @@
             </w:r>
             <w:r>
               <w:rPr>
-                <w:rFonts w:ascii="Arial" w:hAnsi="Arial" w:cs="Arial"/>
-                <w:b/>
-                <w:bCs/>
                 <w:noProof/>
                 <w:webHidden/>
               </w:rPr>
@@ -2695,16 +2303,13 @@
               <w:tab w:val="left" w:pos="880"/>
               <w:tab w:val="right" w:leader="dot" w:pos="8494"/>
             </w:tabs>
-            <w:spacing w:line="360" w:lineRule="auto"/>
             <w:rPr>
-              <w:rFonts w:ascii="Arial" w:eastAsiaTheme="minorEastAsia" w:hAnsi="Arial" w:cs="Arial"/>
-              <w:b/>
-              <w:bCs/>
+              <w:rFonts w:eastAsiaTheme="minorEastAsia"/>
               <w:noProof/>
-              <w:lang w:val="es-ES" w:eastAsia="es-ES"/>
+              <w:lang w:eastAsia="es-PE"/>
             </w:rPr>
           </w:pPr>
-          <w:hyperlink w:anchor="_Toc39600983" w:history="1">
+          <w:hyperlink w:anchor="_Toc93229854" w:history="1">
             <w:r>
               <w:rPr>
                 <w:rStyle w:val="Hipervnculo"/>
@@ -2712,20 +2317,91 @@
                 <w:b/>
                 <w:bCs/>
                 <w:noProof/>
-                <w:color w:val="auto"/>
               </w:rPr>
               <w:t>5.5.</w:t>
             </w:r>
             <w:r>
               <w:rPr>
-                <w:rFonts w:ascii="Arial" w:eastAsiaTheme="minorEastAsia" w:hAnsi="Arial" w:cs="Arial"/>
+                <w:rFonts w:eastAsiaTheme="minorEastAsia"/>
+                <w:noProof/>
+                <w:lang w:eastAsia="es-PE"/>
+              </w:rPr>
+              <w:tab/>
+            </w:r>
+            <w:r>
+              <w:rPr>
+                <w:rStyle w:val="Hipervnculo"/>
+                <w:rFonts w:ascii="Arial" w:hAnsi="Arial" w:cs="Arial"/>
                 <w:b/>
                 <w:bCs/>
                 <w:noProof/>
-                <w:lang w:val="es-ES" w:eastAsia="es-ES"/>
+              </w:rPr>
+              <w:t>Diagrama de Despliegue</w:t>
+            </w:r>
+            <w:r>
+              <w:rPr>
+                <w:noProof/>
+                <w:webHidden/>
               </w:rPr>
               <w:tab/>
             </w:r>
+            <w:r>
+              <w:rPr>
+                <w:noProof/>
+                <w:webHidden/>
+              </w:rPr>
+              <w:fldChar w:fldCharType="begin"/>
+            </w:r>
+            <w:r>
+              <w:rPr>
+                <w:noProof/>
+                <w:webHidden/>
+              </w:rPr>
+              <w:instrText xml:space="preserve"> PAGEREF _Toc93229854 \h </w:instrText>
+            </w:r>
+            <w:r>
+              <w:rPr>
+                <w:noProof/>
+                <w:webHidden/>
+              </w:rPr>
+            </w:r>
+            <w:r>
+              <w:rPr>
+                <w:noProof/>
+                <w:webHidden/>
+              </w:rPr>
+              <w:fldChar w:fldCharType="separate"/>
+            </w:r>
+            <w:r>
+              <w:rPr>
+                <w:noProof/>
+                <w:webHidden/>
+              </w:rPr>
+              <w:t>7</w:t>
+            </w:r>
+            <w:r>
+              <w:rPr>
+                <w:noProof/>
+                <w:webHidden/>
+              </w:rPr>
+              <w:fldChar w:fldCharType="end"/>
+            </w:r>
+          </w:hyperlink>
+        </w:p>
+        <w:p>
+          <w:pPr>
+            <w:pStyle w:val="TDC1"/>
+            <w:tabs>
+              <w:tab w:val="left" w:pos="440"/>
+              <w:tab w:val="right" w:leader="dot" w:pos="8494"/>
+            </w:tabs>
+            <w:rPr>
+              <w:rFonts w:eastAsiaTheme="minorEastAsia"/>
+              <w:noProof/>
+              <w:lang w:eastAsia="es-PE"/>
+            </w:rPr>
+          </w:pPr>
+          <w:hyperlink w:anchor="_Toc93229855" w:history="1">
             <w:r>
               <w:rPr>
                 <w:rStyle w:val="Hipervnculo"/>
@@ -2733,25 +2409,36 @@
                 <w:b/>
                 <w:bCs/>
                 <w:noProof/>
-                <w:color w:val="auto"/>
-              </w:rPr>
-              <w:t>Diagrama de Componentes</w:t>
-            </w:r>
-            <w:r>
-              <w:rPr>
+              </w:rPr>
+              <w:t>6.</w:t>
+            </w:r>
+            <w:r>
+              <w:rPr>
+                <w:rFonts w:eastAsiaTheme="minorEastAsia"/>
+                <w:noProof/>
+                <w:lang w:eastAsia="es-PE"/>
+              </w:rPr>
+              <w:tab/>
+            </w:r>
+            <w:r>
+              <w:rPr>
+                <w:rStyle w:val="Hipervnculo"/>
                 <w:rFonts w:ascii="Arial" w:hAnsi="Arial" w:cs="Arial"/>
                 <w:b/>
                 <w:bCs/>
                 <w:noProof/>
+              </w:rPr>
+              <w:t>Modelo de Datos</w:t>
+            </w:r>
+            <w:r>
+              <w:rPr>
+                <w:noProof/>
                 <w:webHidden/>
               </w:rPr>
               <w:tab/>
             </w:r>
             <w:r>
               <w:rPr>
-                <w:rFonts w:ascii="Arial" w:hAnsi="Arial" w:cs="Arial"/>
-                <w:b/>
-                <w:bCs/>
                 <w:noProof/>
                 <w:webHidden/>
               </w:rPr>
@@ -2759,28 +2446,19 @@
             </w:r>
             <w:r>
               <w:rPr>
-                <w:rFonts w:ascii="Arial" w:hAnsi="Arial" w:cs="Arial"/>
-                <w:b/>
-                <w:bCs/>
-                <w:noProof/>
-                <w:webHidden/>
-              </w:rPr>
-              <w:instrText xml:space="preserve"> PAGEREF _Toc39600983 \h </w:instrText>
-            </w:r>
-            <w:r>
-              <w:rPr>
-                <w:rFonts w:ascii="Arial" w:hAnsi="Arial" w:cs="Arial"/>
-                <w:b/>
-                <w:bCs/>
-                <w:noProof/>
-                <w:webHidden/>
-              </w:rPr>
-            </w:r>
-            <w:r>
-              <w:rPr>
-                <w:rFonts w:ascii="Arial" w:hAnsi="Arial" w:cs="Arial"/>
-                <w:b/>
-                <w:bCs/>
+                <w:noProof/>
+                <w:webHidden/>
+              </w:rPr>
+              <w:instrText xml:space="preserve"> PAGEREF _Toc93229855 \h </w:instrText>
+            </w:r>
+            <w:r>
+              <w:rPr>
+                <w:noProof/>
+                <w:webHidden/>
+              </w:rPr>
+            </w:r>
+            <w:r>
+              <w:rPr>
                 <w:noProof/>
                 <w:webHidden/>
               </w:rPr>
@@ -2788,9 +2466,6 @@
             </w:r>
             <w:r>
               <w:rPr>
-                <w:rFonts w:ascii="Arial" w:hAnsi="Arial" w:cs="Arial"/>
-                <w:b/>
-                <w:bCs/>
                 <w:noProof/>
                 <w:webHidden/>
               </w:rPr>
@@ -2798,9 +2473,6 @@
             </w:r>
             <w:r>
               <w:rPr>
-                <w:rFonts w:ascii="Arial" w:hAnsi="Arial" w:cs="Arial"/>
-                <w:b/>
-                <w:bCs/>
                 <w:noProof/>
                 <w:webHidden/>
               </w:rPr>
@@ -2815,16 +2487,13 @@
               <w:tab w:val="left" w:pos="880"/>
               <w:tab w:val="right" w:leader="dot" w:pos="8494"/>
             </w:tabs>
-            <w:spacing w:line="360" w:lineRule="auto"/>
             <w:rPr>
-              <w:rFonts w:ascii="Arial" w:eastAsiaTheme="minorEastAsia" w:hAnsi="Arial" w:cs="Arial"/>
-              <w:b/>
-              <w:bCs/>
+              <w:rFonts w:eastAsiaTheme="minorEastAsia"/>
               <w:noProof/>
-              <w:lang w:val="es-ES" w:eastAsia="es-ES"/>
+              <w:lang w:eastAsia="es-PE"/>
             </w:rPr>
           </w:pPr>
-          <w:hyperlink w:anchor="_Toc39600984" w:history="1">
+          <w:hyperlink w:anchor="_Toc93229856" w:history="1">
             <w:r>
               <w:rPr>
                 <w:rStyle w:val="Hipervnculo"/>
@@ -2832,46 +2501,36 @@
                 <w:b/>
                 <w:bCs/>
                 <w:noProof/>
-                <w:color w:val="auto"/>
-              </w:rPr>
-              <w:t>5.6.</w:t>
-            </w:r>
-            <w:r>
-              <w:rPr>
-                <w:rFonts w:ascii="Arial" w:eastAsiaTheme="minorEastAsia" w:hAnsi="Arial" w:cs="Arial"/>
+              </w:rPr>
+              <w:t>6.1.</w:t>
+            </w:r>
+            <w:r>
+              <w:rPr>
+                <w:rFonts w:eastAsiaTheme="minorEastAsia"/>
+                <w:noProof/>
+                <w:lang w:eastAsia="es-PE"/>
+              </w:rPr>
+              <w:tab/>
+            </w:r>
+            <w:r>
+              <w:rPr>
+                <w:rStyle w:val="Hipervnculo"/>
+                <w:rFonts w:ascii="Arial" w:hAnsi="Arial" w:cs="Arial"/>
                 <w:b/>
                 <w:bCs/>
                 <w:noProof/>
-                <w:lang w:val="es-ES" w:eastAsia="es-ES"/>
+              </w:rPr>
+              <w:t>Diagrama Entidad – Relación</w:t>
+            </w:r>
+            <w:r>
+              <w:rPr>
+                <w:noProof/>
+                <w:webHidden/>
               </w:rPr>
               <w:tab/>
             </w:r>
             <w:r>
               <w:rPr>
-                <w:rStyle w:val="Hipervnculo"/>
-                <w:rFonts w:ascii="Arial" w:hAnsi="Arial" w:cs="Arial"/>
-                <w:b/>
-                <w:bCs/>
-                <w:noProof/>
-                <w:color w:val="auto"/>
-              </w:rPr>
-              <w:t>Diagrama de Despliegue</w:t>
-            </w:r>
-            <w:r>
-              <w:rPr>
-                <w:rFonts w:ascii="Arial" w:hAnsi="Arial" w:cs="Arial"/>
-                <w:b/>
-                <w:bCs/>
-                <w:noProof/>
-                <w:webHidden/>
-              </w:rPr>
-              <w:tab/>
-            </w:r>
-            <w:r>
-              <w:rPr>
-                <w:rFonts w:ascii="Arial" w:hAnsi="Arial" w:cs="Arial"/>
-                <w:b/>
-                <w:bCs/>
                 <w:noProof/>
                 <w:webHidden/>
               </w:rPr>
@@ -2879,28 +2538,19 @@
             </w:r>
             <w:r>
               <w:rPr>
-                <w:rFonts w:ascii="Arial" w:hAnsi="Arial" w:cs="Arial"/>
-                <w:b/>
-                <w:bCs/>
-                <w:noProof/>
-                <w:webHidden/>
-              </w:rPr>
-              <w:instrText xml:space="preserve"> PAGEREF _Toc39600984 \h </w:instrText>
-            </w:r>
-            <w:r>
-              <w:rPr>
-                <w:rFonts w:ascii="Arial" w:hAnsi="Arial" w:cs="Arial"/>
-                <w:b/>
-                <w:bCs/>
-                <w:noProof/>
-                <w:webHidden/>
-              </w:rPr>
-            </w:r>
-            <w:r>
-              <w:rPr>
-                <w:rFonts w:ascii="Arial" w:hAnsi="Arial" w:cs="Arial"/>
-                <w:b/>
-                <w:bCs/>
+                <w:noProof/>
+                <w:webHidden/>
+              </w:rPr>
+              <w:instrText xml:space="preserve"> PAGEREF _Toc93229856 \h </w:instrText>
+            </w:r>
+            <w:r>
+              <w:rPr>
+                <w:noProof/>
+                <w:webHidden/>
+              </w:rPr>
+            </w:r>
+            <w:r>
+              <w:rPr>
                 <w:noProof/>
                 <w:webHidden/>
               </w:rPr>
@@ -2908,139 +2558,13 @@
             </w:r>
             <w:r>
               <w:rPr>
-                <w:rFonts w:ascii="Arial" w:hAnsi="Arial" w:cs="Arial"/>
-                <w:b/>
-                <w:bCs/>
-                <w:noProof/>
-                <w:webHidden/>
-              </w:rPr>
-              <w:t>7</w:t>
-            </w:r>
-            <w:r>
-              <w:rPr>
-                <w:rFonts w:ascii="Arial" w:hAnsi="Arial" w:cs="Arial"/>
-                <w:b/>
-                <w:bCs/>
-                <w:noProof/>
-                <w:webHidden/>
-              </w:rPr>
-              <w:fldChar w:fldCharType="end"/>
-            </w:r>
-          </w:hyperlink>
-        </w:p>
-        <w:p>
-          <w:pPr>
-            <w:pStyle w:val="TDC1"/>
-            <w:tabs>
-              <w:tab w:val="left" w:pos="440"/>
-              <w:tab w:val="right" w:leader="dot" w:pos="8494"/>
-            </w:tabs>
-            <w:spacing w:line="360" w:lineRule="auto"/>
-            <w:rPr>
-              <w:rFonts w:ascii="Arial" w:eastAsiaTheme="minorEastAsia" w:hAnsi="Arial" w:cs="Arial"/>
-              <w:b/>
-              <w:bCs/>
-              <w:noProof/>
-              <w:lang w:val="es-ES" w:eastAsia="es-ES"/>
-            </w:rPr>
-          </w:pPr>
-          <w:hyperlink w:anchor="_Toc39600985" w:history="1">
-            <w:r>
-              <w:rPr>
-                <w:rStyle w:val="Hipervnculo"/>
-                <w:rFonts w:ascii="Arial" w:hAnsi="Arial" w:cs="Arial"/>
-                <w:b/>
-                <w:bCs/>
-                <w:noProof/>
-                <w:color w:val="auto"/>
-              </w:rPr>
-              <w:t>6.</w:t>
-            </w:r>
-            <w:r>
-              <w:rPr>
-                <w:rFonts w:ascii="Arial" w:eastAsiaTheme="minorEastAsia" w:hAnsi="Arial" w:cs="Arial"/>
-                <w:b/>
-                <w:bCs/>
-                <w:noProof/>
-                <w:lang w:val="es-ES" w:eastAsia="es-ES"/>
-              </w:rPr>
-              <w:tab/>
-            </w:r>
-            <w:r>
-              <w:rPr>
-                <w:rStyle w:val="Hipervnculo"/>
-                <w:rFonts w:ascii="Arial" w:hAnsi="Arial" w:cs="Arial"/>
-                <w:b/>
-                <w:bCs/>
-                <w:noProof/>
-                <w:color w:val="auto"/>
-              </w:rPr>
-              <w:t>Modelo de Datos</w:t>
-            </w:r>
-            <w:r>
-              <w:rPr>
-                <w:rFonts w:ascii="Arial" w:hAnsi="Arial" w:cs="Arial"/>
-                <w:b/>
-                <w:bCs/>
-                <w:noProof/>
-                <w:webHidden/>
-              </w:rPr>
-              <w:tab/>
-            </w:r>
-            <w:r>
-              <w:rPr>
-                <w:rFonts w:ascii="Arial" w:hAnsi="Arial" w:cs="Arial"/>
-                <w:b/>
-                <w:bCs/>
-                <w:noProof/>
-                <w:webHidden/>
-              </w:rPr>
-              <w:fldChar w:fldCharType="begin"/>
-            </w:r>
-            <w:r>
-              <w:rPr>
-                <w:rFonts w:ascii="Arial" w:hAnsi="Arial" w:cs="Arial"/>
-                <w:b/>
-                <w:bCs/>
-                <w:noProof/>
-                <w:webHidden/>
-              </w:rPr>
-              <w:instrText xml:space="preserve"> PAGEREF _Toc39600985 \h </w:instrText>
-            </w:r>
-            <w:r>
-              <w:rPr>
-                <w:rFonts w:ascii="Arial" w:hAnsi="Arial" w:cs="Arial"/>
-                <w:b/>
-                <w:bCs/>
-                <w:noProof/>
-                <w:webHidden/>
-              </w:rPr>
-            </w:r>
-            <w:r>
-              <w:rPr>
-                <w:rFonts w:ascii="Arial" w:hAnsi="Arial" w:cs="Arial"/>
-                <w:b/>
-                <w:bCs/>
-                <w:noProof/>
-                <w:webHidden/>
-              </w:rPr>
-              <w:fldChar w:fldCharType="separate"/>
-            </w:r>
-            <w:r>
-              <w:rPr>
-                <w:rFonts w:ascii="Arial" w:hAnsi="Arial" w:cs="Arial"/>
-                <w:b/>
-                <w:bCs/>
-                <w:noProof/>
-                <w:webHidden/>
-              </w:rPr>
-              <w:t>7</w:t>
-            </w:r>
-            <w:r>
-              <w:rPr>
-                <w:rFonts w:ascii="Arial" w:hAnsi="Arial" w:cs="Arial"/>
-                <w:b/>
-                <w:bCs/>
+                <w:noProof/>
+                <w:webHidden/>
+              </w:rPr>
+              <w:t>8</w:t>
+            </w:r>
+            <w:r>
+              <w:rPr>
                 <w:noProof/>
                 <w:webHidden/>
               </w:rPr>
@@ -3055,16 +2579,13 @@
               <w:tab w:val="left" w:pos="880"/>
               <w:tab w:val="right" w:leader="dot" w:pos="8494"/>
             </w:tabs>
-            <w:spacing w:line="360" w:lineRule="auto"/>
             <w:rPr>
-              <w:rFonts w:ascii="Arial" w:eastAsiaTheme="minorEastAsia" w:hAnsi="Arial" w:cs="Arial"/>
-              <w:b/>
-              <w:bCs/>
+              <w:rFonts w:eastAsiaTheme="minorEastAsia"/>
               <w:noProof/>
-              <w:lang w:val="es-ES" w:eastAsia="es-ES"/>
+              <w:lang w:eastAsia="es-PE"/>
             </w:rPr>
           </w:pPr>
-          <w:hyperlink w:anchor="_Toc39600986" w:history="1">
+          <w:hyperlink w:anchor="_Toc93229857" w:history="1">
             <w:r>
               <w:rPr>
                 <w:rStyle w:val="Hipervnculo"/>
@@ -3072,46 +2593,36 @@
                 <w:b/>
                 <w:bCs/>
                 <w:noProof/>
-                <w:color w:val="auto"/>
-              </w:rPr>
-              <w:t>6.1.</w:t>
-            </w:r>
-            <w:r>
-              <w:rPr>
-                <w:rFonts w:ascii="Arial" w:eastAsiaTheme="minorEastAsia" w:hAnsi="Arial" w:cs="Arial"/>
+              </w:rPr>
+              <w:t>6.2.</w:t>
+            </w:r>
+            <w:r>
+              <w:rPr>
+                <w:rFonts w:eastAsiaTheme="minorEastAsia"/>
+                <w:noProof/>
+                <w:lang w:eastAsia="es-PE"/>
+              </w:rPr>
+              <w:tab/>
+            </w:r>
+            <w:r>
+              <w:rPr>
+                <w:rStyle w:val="Hipervnculo"/>
+                <w:rFonts w:ascii="Arial" w:hAnsi="Arial" w:cs="Arial"/>
                 <w:b/>
                 <w:bCs/>
                 <w:noProof/>
-                <w:lang w:val="es-ES" w:eastAsia="es-ES"/>
+              </w:rPr>
+              <w:t>Modelo Lógico</w:t>
+            </w:r>
+            <w:r>
+              <w:rPr>
+                <w:noProof/>
+                <w:webHidden/>
               </w:rPr>
               <w:tab/>
             </w:r>
             <w:r>
               <w:rPr>
-                <w:rStyle w:val="Hipervnculo"/>
-                <w:rFonts w:ascii="Arial" w:hAnsi="Arial" w:cs="Arial"/>
-                <w:b/>
-                <w:bCs/>
-                <w:noProof/>
-                <w:color w:val="auto"/>
-              </w:rPr>
-              <w:t>Diagrama Entidad – Relación</w:t>
-            </w:r>
-            <w:r>
-              <w:rPr>
-                <w:rFonts w:ascii="Arial" w:hAnsi="Arial" w:cs="Arial"/>
-                <w:b/>
-                <w:bCs/>
-                <w:noProof/>
-                <w:webHidden/>
-              </w:rPr>
-              <w:tab/>
-            </w:r>
-            <w:r>
-              <w:rPr>
-                <w:rFonts w:ascii="Arial" w:hAnsi="Arial" w:cs="Arial"/>
-                <w:b/>
-                <w:bCs/>
                 <w:noProof/>
                 <w:webHidden/>
               </w:rPr>
@@ -3119,28 +2630,19 @@
             </w:r>
             <w:r>
               <w:rPr>
-                <w:rFonts w:ascii="Arial" w:hAnsi="Arial" w:cs="Arial"/>
-                <w:b/>
-                <w:bCs/>
-                <w:noProof/>
-                <w:webHidden/>
-              </w:rPr>
-              <w:instrText xml:space="preserve"> PAGEREF _Toc39600986 \h </w:instrText>
-            </w:r>
-            <w:r>
-              <w:rPr>
-                <w:rFonts w:ascii="Arial" w:hAnsi="Arial" w:cs="Arial"/>
-                <w:b/>
-                <w:bCs/>
-                <w:noProof/>
-                <w:webHidden/>
-              </w:rPr>
-            </w:r>
-            <w:r>
-              <w:rPr>
-                <w:rFonts w:ascii="Arial" w:hAnsi="Arial" w:cs="Arial"/>
-                <w:b/>
-                <w:bCs/>
+                <w:noProof/>
+                <w:webHidden/>
+              </w:rPr>
+              <w:instrText xml:space="preserve"> PAGEREF _Toc93229857 \h </w:instrText>
+            </w:r>
+            <w:r>
+              <w:rPr>
+                <w:noProof/>
+                <w:webHidden/>
+              </w:rPr>
+            </w:r>
+            <w:r>
+              <w:rPr>
                 <w:noProof/>
                 <w:webHidden/>
               </w:rPr>
@@ -3148,19 +2650,13 @@
             </w:r>
             <w:r>
               <w:rPr>
-                <w:rFonts w:ascii="Arial" w:hAnsi="Arial" w:cs="Arial"/>
-                <w:b/>
-                <w:bCs/>
-                <w:noProof/>
-                <w:webHidden/>
-              </w:rPr>
-              <w:t>7</w:t>
-            </w:r>
-            <w:r>
-              <w:rPr>
-                <w:rFonts w:ascii="Arial" w:hAnsi="Arial" w:cs="Arial"/>
-                <w:b/>
-                <w:bCs/>
+                <w:noProof/>
+                <w:webHidden/>
+              </w:rPr>
+              <w:t>8</w:t>
+            </w:r>
+            <w:r>
+              <w:rPr>
                 <w:noProof/>
                 <w:webHidden/>
               </w:rPr>
@@ -3175,16 +2671,13 @@
               <w:tab w:val="left" w:pos="880"/>
               <w:tab w:val="right" w:leader="dot" w:pos="8494"/>
             </w:tabs>
-            <w:spacing w:line="360" w:lineRule="auto"/>
             <w:rPr>
-              <w:rFonts w:ascii="Arial" w:eastAsiaTheme="minorEastAsia" w:hAnsi="Arial" w:cs="Arial"/>
-              <w:b/>
-              <w:bCs/>
+              <w:rFonts w:eastAsiaTheme="minorEastAsia"/>
               <w:noProof/>
-              <w:lang w:val="es-ES" w:eastAsia="es-ES"/>
+              <w:lang w:eastAsia="es-PE"/>
             </w:rPr>
           </w:pPr>
-          <w:hyperlink w:anchor="_Toc39600987" w:history="1">
+          <w:hyperlink w:anchor="_Toc93229858" w:history="1">
             <w:r>
               <w:rPr>
                 <w:rStyle w:val="Hipervnculo"/>
@@ -3192,46 +2685,36 @@
                 <w:b/>
                 <w:bCs/>
                 <w:noProof/>
-                <w:color w:val="auto"/>
-              </w:rPr>
-              <w:t>6.2.</w:t>
-            </w:r>
-            <w:r>
-              <w:rPr>
-                <w:rFonts w:ascii="Arial" w:eastAsiaTheme="minorEastAsia" w:hAnsi="Arial" w:cs="Arial"/>
+              </w:rPr>
+              <w:t>6.3.</w:t>
+            </w:r>
+            <w:r>
+              <w:rPr>
+                <w:rFonts w:eastAsiaTheme="minorEastAsia"/>
+                <w:noProof/>
+                <w:lang w:eastAsia="es-PE"/>
+              </w:rPr>
+              <w:tab/>
+            </w:r>
+            <w:r>
+              <w:rPr>
+                <w:rStyle w:val="Hipervnculo"/>
+                <w:rFonts w:ascii="Arial" w:hAnsi="Arial" w:cs="Arial"/>
                 <w:b/>
                 <w:bCs/>
                 <w:noProof/>
-                <w:lang w:val="es-ES" w:eastAsia="es-ES"/>
+              </w:rPr>
+              <w:t>Modelo Físico</w:t>
+            </w:r>
+            <w:r>
+              <w:rPr>
+                <w:noProof/>
+                <w:webHidden/>
               </w:rPr>
               <w:tab/>
             </w:r>
             <w:r>
               <w:rPr>
-                <w:rStyle w:val="Hipervnculo"/>
-                <w:rFonts w:ascii="Arial" w:hAnsi="Arial" w:cs="Arial"/>
-                <w:b/>
-                <w:bCs/>
-                <w:noProof/>
-                <w:color w:val="auto"/>
-              </w:rPr>
-              <w:t>Modelo Lógico</w:t>
-            </w:r>
-            <w:r>
-              <w:rPr>
-                <w:rFonts w:ascii="Arial" w:hAnsi="Arial" w:cs="Arial"/>
-                <w:b/>
-                <w:bCs/>
-                <w:noProof/>
-                <w:webHidden/>
-              </w:rPr>
-              <w:tab/>
-            </w:r>
-            <w:r>
-              <w:rPr>
-                <w:rFonts w:ascii="Arial" w:hAnsi="Arial" w:cs="Arial"/>
-                <w:b/>
-                <w:bCs/>
                 <w:noProof/>
                 <w:webHidden/>
               </w:rPr>
@@ -3239,28 +2722,19 @@
             </w:r>
             <w:r>
               <w:rPr>
-                <w:rFonts w:ascii="Arial" w:hAnsi="Arial" w:cs="Arial"/>
-                <w:b/>
-                <w:bCs/>
-                <w:noProof/>
-                <w:webHidden/>
-              </w:rPr>
-              <w:instrText xml:space="preserve"> PAGEREF _Toc39600987 \h </w:instrText>
-            </w:r>
-            <w:r>
-              <w:rPr>
-                <w:rFonts w:ascii="Arial" w:hAnsi="Arial" w:cs="Arial"/>
-                <w:b/>
-                <w:bCs/>
-                <w:noProof/>
-                <w:webHidden/>
-              </w:rPr>
-            </w:r>
-            <w:r>
-              <w:rPr>
-                <w:rFonts w:ascii="Arial" w:hAnsi="Arial" w:cs="Arial"/>
-                <w:b/>
-                <w:bCs/>
+                <w:noProof/>
+                <w:webHidden/>
+              </w:rPr>
+              <w:instrText xml:space="preserve"> PAGEREF _Toc93229858 \h </w:instrText>
+            </w:r>
+            <w:r>
+              <w:rPr>
+                <w:noProof/>
+                <w:webHidden/>
+              </w:rPr>
+            </w:r>
+            <w:r>
+              <w:rPr>
                 <w:noProof/>
                 <w:webHidden/>
               </w:rPr>
@@ -3268,9 +2742,6 @@
             </w:r>
             <w:r>
               <w:rPr>
-                <w:rFonts w:ascii="Arial" w:hAnsi="Arial" w:cs="Arial"/>
-                <w:b/>
-                <w:bCs/>
                 <w:noProof/>
                 <w:webHidden/>
               </w:rPr>
@@ -3278,9 +2749,6 @@
             </w:r>
             <w:r>
               <w:rPr>
-                <w:rFonts w:ascii="Arial" w:hAnsi="Arial" w:cs="Arial"/>
-                <w:b/>
-                <w:bCs/>
                 <w:noProof/>
                 <w:webHidden/>
               </w:rPr>
@@ -3295,16 +2763,13 @@
               <w:tab w:val="left" w:pos="880"/>
               <w:tab w:val="right" w:leader="dot" w:pos="8494"/>
             </w:tabs>
-            <w:spacing w:line="360" w:lineRule="auto"/>
             <w:rPr>
-              <w:rFonts w:ascii="Arial" w:eastAsiaTheme="minorEastAsia" w:hAnsi="Arial" w:cs="Arial"/>
-              <w:b/>
-              <w:bCs/>
+              <w:rFonts w:eastAsiaTheme="minorEastAsia"/>
               <w:noProof/>
-              <w:lang w:val="es-ES" w:eastAsia="es-ES"/>
+              <w:lang w:eastAsia="es-PE"/>
             </w:rPr>
           </w:pPr>
-          <w:hyperlink w:anchor="_Toc39600988" w:history="1">
+          <w:hyperlink w:anchor="_Toc93229859" w:history="1">
             <w:r>
               <w:rPr>
                 <w:rStyle w:val="Hipervnculo"/>
@@ -3312,46 +2777,36 @@
                 <w:b/>
                 <w:bCs/>
                 <w:noProof/>
-                <w:color w:val="auto"/>
-              </w:rPr>
-              <w:t>6.3.</w:t>
-            </w:r>
-            <w:r>
-              <w:rPr>
-                <w:rFonts w:ascii="Arial" w:eastAsiaTheme="minorEastAsia" w:hAnsi="Arial" w:cs="Arial"/>
+              </w:rPr>
+              <w:t>6.4.</w:t>
+            </w:r>
+            <w:r>
+              <w:rPr>
+                <w:rFonts w:eastAsiaTheme="minorEastAsia"/>
+                <w:noProof/>
+                <w:lang w:eastAsia="es-PE"/>
+              </w:rPr>
+              <w:tab/>
+            </w:r>
+            <w:r>
+              <w:rPr>
+                <w:rStyle w:val="Hipervnculo"/>
+                <w:rFonts w:ascii="Arial" w:hAnsi="Arial" w:cs="Arial"/>
                 <w:b/>
                 <w:bCs/>
                 <w:noProof/>
-                <w:lang w:val="es-ES" w:eastAsia="es-ES"/>
+              </w:rPr>
+              <w:t>Diccionario de Datos</w:t>
+            </w:r>
+            <w:r>
+              <w:rPr>
+                <w:noProof/>
+                <w:webHidden/>
               </w:rPr>
               <w:tab/>
             </w:r>
             <w:r>
               <w:rPr>
-                <w:rStyle w:val="Hipervnculo"/>
-                <w:rFonts w:ascii="Arial" w:hAnsi="Arial" w:cs="Arial"/>
-                <w:b/>
-                <w:bCs/>
-                <w:noProof/>
-                <w:color w:val="auto"/>
-              </w:rPr>
-              <w:t>Modelo Físico</w:t>
-            </w:r>
-            <w:r>
-              <w:rPr>
-                <w:rFonts w:ascii="Arial" w:hAnsi="Arial" w:cs="Arial"/>
-                <w:b/>
-                <w:bCs/>
-                <w:noProof/>
-                <w:webHidden/>
-              </w:rPr>
-              <w:tab/>
-            </w:r>
-            <w:r>
-              <w:rPr>
-                <w:rFonts w:ascii="Arial" w:hAnsi="Arial" w:cs="Arial"/>
-                <w:b/>
-                <w:bCs/>
                 <w:noProof/>
                 <w:webHidden/>
               </w:rPr>
@@ -3359,28 +2814,19 @@
             </w:r>
             <w:r>
               <w:rPr>
-                <w:rFonts w:ascii="Arial" w:hAnsi="Arial" w:cs="Arial"/>
-                <w:b/>
-                <w:bCs/>
-                <w:noProof/>
-                <w:webHidden/>
-              </w:rPr>
-              <w:instrText xml:space="preserve"> PAGEREF _Toc39600988 \h </w:instrText>
-            </w:r>
-            <w:r>
-              <w:rPr>
-                <w:rFonts w:ascii="Arial" w:hAnsi="Arial" w:cs="Arial"/>
-                <w:b/>
-                <w:bCs/>
-                <w:noProof/>
-                <w:webHidden/>
-              </w:rPr>
-            </w:r>
-            <w:r>
-              <w:rPr>
-                <w:rFonts w:ascii="Arial" w:hAnsi="Arial" w:cs="Arial"/>
-                <w:b/>
-                <w:bCs/>
+                <w:noProof/>
+                <w:webHidden/>
+              </w:rPr>
+              <w:instrText xml:space="preserve"> PAGEREF _Toc93229859 \h </w:instrText>
+            </w:r>
+            <w:r>
+              <w:rPr>
+                <w:noProof/>
+                <w:webHidden/>
+              </w:rPr>
+            </w:r>
+            <w:r>
+              <w:rPr>
                 <w:noProof/>
                 <w:webHidden/>
               </w:rPr>
@@ -3388,9 +2834,6 @@
             </w:r>
             <w:r>
               <w:rPr>
-                <w:rFonts w:ascii="Arial" w:hAnsi="Arial" w:cs="Arial"/>
-                <w:b/>
-                <w:bCs/>
                 <w:noProof/>
                 <w:webHidden/>
               </w:rPr>
@@ -3398,129 +2841,6 @@
             </w:r>
             <w:r>
               <w:rPr>
-                <w:rFonts w:ascii="Arial" w:hAnsi="Arial" w:cs="Arial"/>
-                <w:b/>
-                <w:bCs/>
-                <w:noProof/>
-                <w:webHidden/>
-              </w:rPr>
-              <w:fldChar w:fldCharType="end"/>
-            </w:r>
-          </w:hyperlink>
-        </w:p>
-        <w:p>
-          <w:pPr>
-            <w:pStyle w:val="TDC2"/>
-            <w:tabs>
-              <w:tab w:val="left" w:pos="880"/>
-              <w:tab w:val="right" w:leader="dot" w:pos="8494"/>
-            </w:tabs>
-            <w:spacing w:line="360" w:lineRule="auto"/>
-            <w:rPr>
-              <w:rFonts w:ascii="Arial" w:eastAsiaTheme="minorEastAsia" w:hAnsi="Arial" w:cs="Arial"/>
-              <w:b/>
-              <w:bCs/>
-              <w:noProof/>
-              <w:lang w:val="es-ES" w:eastAsia="es-ES"/>
-            </w:rPr>
-          </w:pPr>
-          <w:hyperlink w:anchor="_Toc39600989" w:history="1">
-            <w:r>
-              <w:rPr>
-                <w:rStyle w:val="Hipervnculo"/>
-                <w:rFonts w:ascii="Arial" w:hAnsi="Arial" w:cs="Arial"/>
-                <w:b/>
-                <w:bCs/>
-                <w:noProof/>
-                <w:color w:val="auto"/>
-              </w:rPr>
-              <w:t>6.4.</w:t>
-            </w:r>
-            <w:r>
-              <w:rPr>
-                <w:rFonts w:ascii="Arial" w:eastAsiaTheme="minorEastAsia" w:hAnsi="Arial" w:cs="Arial"/>
-                <w:b/>
-                <w:bCs/>
-                <w:noProof/>
-                <w:lang w:val="es-ES" w:eastAsia="es-ES"/>
-              </w:rPr>
-              <w:tab/>
-            </w:r>
-            <w:r>
-              <w:rPr>
-                <w:rStyle w:val="Hipervnculo"/>
-                <w:rFonts w:ascii="Arial" w:hAnsi="Arial" w:cs="Arial"/>
-                <w:b/>
-                <w:bCs/>
-                <w:noProof/>
-                <w:color w:val="auto"/>
-              </w:rPr>
-              <w:t>Diccionario de Datos</w:t>
-            </w:r>
-            <w:r>
-              <w:rPr>
-                <w:rFonts w:ascii="Arial" w:hAnsi="Arial" w:cs="Arial"/>
-                <w:b/>
-                <w:bCs/>
-                <w:noProof/>
-                <w:webHidden/>
-              </w:rPr>
-              <w:tab/>
-            </w:r>
-            <w:r>
-              <w:rPr>
-                <w:rFonts w:ascii="Arial" w:hAnsi="Arial" w:cs="Arial"/>
-                <w:b/>
-                <w:bCs/>
-                <w:noProof/>
-                <w:webHidden/>
-              </w:rPr>
-              <w:fldChar w:fldCharType="begin"/>
-            </w:r>
-            <w:r>
-              <w:rPr>
-                <w:rFonts w:ascii="Arial" w:hAnsi="Arial" w:cs="Arial"/>
-                <w:b/>
-                <w:bCs/>
-                <w:noProof/>
-                <w:webHidden/>
-              </w:rPr>
-              <w:instrText xml:space="preserve"> PAGEREF _Toc39600989 \h </w:instrText>
-            </w:r>
-            <w:r>
-              <w:rPr>
-                <w:rFonts w:ascii="Arial" w:hAnsi="Arial" w:cs="Arial"/>
-                <w:b/>
-                <w:bCs/>
-                <w:noProof/>
-                <w:webHidden/>
-              </w:rPr>
-            </w:r>
-            <w:r>
-              <w:rPr>
-                <w:rFonts w:ascii="Arial" w:hAnsi="Arial" w:cs="Arial"/>
-                <w:b/>
-                <w:bCs/>
-                <w:noProof/>
-                <w:webHidden/>
-              </w:rPr>
-              <w:fldChar w:fldCharType="separate"/>
-            </w:r>
-            <w:r>
-              <w:rPr>
-                <w:rFonts w:ascii="Arial" w:hAnsi="Arial" w:cs="Arial"/>
-                <w:b/>
-                <w:bCs/>
-                <w:noProof/>
-                <w:webHidden/>
-              </w:rPr>
-              <w:t>8</w:t>
-            </w:r>
-            <w:r>
-              <w:rPr>
-                <w:rFonts w:ascii="Arial" w:hAnsi="Arial" w:cs="Arial"/>
-                <w:b/>
-                <w:bCs/>
                 <w:noProof/>
                 <w:webHidden/>
               </w:rPr>
@@ -3577,6 +2897,22 @@
     </w:p>
     <w:p>
       <w:pPr>
+        <w:spacing w:after="240" w:line="360" w:lineRule="auto"/>
+        <w:rPr>
+          <w:rFonts w:ascii="Arial" w:hAnsi="Arial" w:cs="Arial"/>
+        </w:rPr>
+      </w:pPr>
+    </w:p>
+    <w:p>
+      <w:pPr>
+        <w:spacing w:after="240" w:line="360" w:lineRule="auto"/>
+        <w:rPr>
+          <w:rFonts w:ascii="Arial" w:hAnsi="Arial" w:cs="Arial"/>
+        </w:rPr>
+      </w:pPr>
+    </w:p>
+    <w:p>
+      <w:pPr>
         <w:pStyle w:val="Ttulo1"/>
         <w:numPr>
           <w:ilvl w:val="0"/>
@@ -3594,7 +2930,7 @@
           <w:szCs w:val="22"/>
         </w:rPr>
       </w:pPr>
-      <w:bookmarkStart w:id="0" w:name="_Toc39600969"/>
+      <w:bookmarkStart w:id="0" w:name="_Toc93229840"/>
       <w:r>
         <w:rPr>
           <w:rFonts w:ascii="Arial" w:hAnsi="Arial" w:cs="Arial"/>
@@ -3604,6 +2940,7 @@
           <w:sz w:val="22"/>
           <w:szCs w:val="22"/>
         </w:rPr>
+        <w:lastRenderedPageBreak/>
         <w:t>Introducción</w:t>
       </w:r>
       <w:bookmarkEnd w:id="0"/>
@@ -3721,7 +3058,7 @@
           <w:szCs w:val="22"/>
         </w:rPr>
       </w:pPr>
-      <w:bookmarkStart w:id="1" w:name="_Toc39600970"/>
+      <w:bookmarkStart w:id="1" w:name="_Toc93229841"/>
       <w:r>
         <w:rPr>
           <w:rFonts w:ascii="Arial" w:hAnsi="Arial" w:cs="Arial"/>
@@ -3928,7 +3265,7 @@
           <w:szCs w:val="22"/>
         </w:rPr>
       </w:pPr>
-      <w:bookmarkStart w:id="2" w:name="_Toc39600971"/>
+      <w:bookmarkStart w:id="2" w:name="_Toc93229842"/>
       <w:r>
         <w:rPr>
           <w:rFonts w:ascii="Arial" w:hAnsi="Arial" w:cs="Arial"/>
@@ -4019,7 +3356,7 @@
           <w:szCs w:val="22"/>
         </w:rPr>
       </w:pPr>
-      <w:bookmarkStart w:id="3" w:name="_Toc39600972"/>
+      <w:bookmarkStart w:id="3" w:name="_Toc93229843"/>
       <w:r>
         <w:rPr>
           <w:rFonts w:ascii="Arial" w:hAnsi="Arial" w:cs="Arial"/>
@@ -4126,7 +3463,6 @@
         <w:rPr>
           <w:rFonts w:ascii="Arial" w:hAnsi="Arial" w:cs="Arial"/>
         </w:rPr>
-        <w:lastRenderedPageBreak/>
         <w:t>SRICA_024_000 – Diagrama de Paquetes</w:t>
       </w:r>
     </w:p>
@@ -4149,6 +3485,7 @@
         <w:rPr>
           <w:rFonts w:ascii="Arial" w:hAnsi="Arial" w:cs="Arial"/>
         </w:rPr>
+        <w:lastRenderedPageBreak/>
         <w:t>SRICA_025_000 – Diagrama de Clases</w:t>
       </w:r>
     </w:p>
@@ -4409,7 +3746,7 @@
           <w:szCs w:val="22"/>
         </w:rPr>
       </w:pPr>
-      <w:bookmarkStart w:id="4" w:name="_Toc39600973"/>
+      <w:bookmarkStart w:id="4" w:name="_Toc93229844"/>
       <w:r>
         <w:rPr>
           <w:rFonts w:ascii="Arial" w:hAnsi="Arial" w:cs="Arial"/>
@@ -4516,7 +3853,7 @@
           <w:szCs w:val="22"/>
         </w:rPr>
       </w:pPr>
-      <w:bookmarkStart w:id="5" w:name="_Toc39600974"/>
+      <w:bookmarkStart w:id="5" w:name="_Toc93229845"/>
       <w:r>
         <w:rPr>
           <w:rFonts w:ascii="Arial" w:hAnsi="Arial" w:cs="Arial"/>
@@ -4601,7 +3938,7 @@
           <w:szCs w:val="22"/>
         </w:rPr>
       </w:pPr>
-      <w:bookmarkStart w:id="6" w:name="_Toc39600975"/>
+      <w:bookmarkStart w:id="6" w:name="_Toc93229846"/>
       <w:r>
         <w:rPr>
           <w:rFonts w:ascii="Arial" w:hAnsi="Arial" w:cs="Arial"/>
@@ -4634,7 +3971,7 @@
           <w:szCs w:val="22"/>
         </w:rPr>
       </w:pPr>
-      <w:bookmarkStart w:id="7" w:name="_Toc39600976"/>
+      <w:bookmarkStart w:id="7" w:name="_Toc93229847"/>
       <w:r>
         <w:rPr>
           <w:rFonts w:ascii="Arial" w:hAnsi="Arial" w:cs="Arial"/>
@@ -4909,7 +4246,6 @@
           <w:rFonts w:ascii="Arial" w:hAnsi="Arial" w:cs="Arial"/>
           <w:lang w:val="es-ES"/>
         </w:rPr>
-        <w:lastRenderedPageBreak/>
         <w:t>MySQL +8.0: Servicio de base de datos relacional.</w:t>
       </w:r>
     </w:p>
@@ -4932,6 +4268,7 @@
         <w:rPr>
           <w:rFonts w:ascii="Arial" w:hAnsi="Arial" w:cs="Arial"/>
         </w:rPr>
+        <w:lastRenderedPageBreak/>
         <w:t>Raspberry Pi v4</w:t>
       </w:r>
       <w:r>
@@ -5078,57 +4415,27 @@
         <w:jc w:val="both"/>
         <w:rPr>
           <w:rFonts w:ascii="Arial" w:hAnsi="Arial" w:cs="Arial"/>
-          <w:lang w:val="es-ES"/>
-        </w:rPr>
-      </w:pPr>
-      <w:r>
-        <w:rPr>
-          <w:rFonts w:ascii="Arial" w:hAnsi="Arial" w:cs="Arial"/>
-          <w:lang w:val="es-ES"/>
-        </w:rPr>
-        <w:t xml:space="preserve">Python </w:t>
-      </w:r>
-      <w:r>
-        <w:rPr>
-          <w:rFonts w:ascii="Arial" w:hAnsi="Arial" w:cs="Arial"/>
-          <w:lang w:val="es-ES"/>
-        </w:rPr>
-        <w:t>+3.6</w:t>
-      </w:r>
-      <w:r>
-        <w:rPr>
-          <w:rFonts w:ascii="Arial" w:hAnsi="Arial" w:cs="Arial"/>
-          <w:lang w:val="es-ES"/>
-        </w:rPr>
-        <w:t xml:space="preserve">: </w:t>
-      </w:r>
-      <w:r>
-        <w:rPr>
-          <w:rFonts w:ascii="Arial" w:hAnsi="Arial" w:cs="Arial"/>
-          <w:lang w:val="es-ES"/>
-        </w:rPr>
-        <w:t xml:space="preserve">Lenguaje utilizado para el desarrollo </w:t>
-      </w:r>
-      <w:r>
-        <w:rPr>
-          <w:rFonts w:ascii="Arial" w:hAnsi="Arial" w:cs="Arial"/>
-          <w:lang w:val="es-ES"/>
-        </w:rPr>
-        <w:t>de los modelos de inteligencia artificial</w:t>
-      </w:r>
-      <w:r>
-        <w:rPr>
-          <w:rFonts w:ascii="Arial" w:hAnsi="Arial" w:cs="Arial"/>
-          <w:lang w:val="es-ES"/>
-        </w:rPr>
-        <w:t xml:space="preserve"> y deep learning</w:t>
-      </w:r>
-      <w:r>
-        <w:rPr>
-          <w:rFonts w:ascii="Arial" w:hAnsi="Arial" w:cs="Arial"/>
-          <w:lang w:val="es-ES"/>
-        </w:rPr>
-        <w:t>.</w:t>
+        </w:rPr>
+      </w:pPr>
+      <w:r>
+        <w:rPr>
+          <w:rFonts w:ascii="Arial" w:hAnsi="Arial" w:cs="Arial"/>
+        </w:rPr>
+        <w:t xml:space="preserve">Docker </w:t>
+      </w:r>
+      <w:proofErr w:type="spellStart"/>
+      <w:r>
+        <w:rPr>
+          <w:rFonts w:ascii="Arial" w:hAnsi="Arial" w:cs="Arial"/>
+        </w:rPr>
+        <w:t>for</w:t>
+      </w:r>
+      <w:proofErr w:type="spellEnd"/>
+      <w:r>
+        <w:rPr>
+          <w:rFonts w:ascii="Arial" w:hAnsi="Arial" w:cs="Arial"/>
+        </w:rPr>
+        <w:t xml:space="preserve"> Linux LTS: Sistema de contenedores para el despliegue del servicio web, servicio API y demás servicios.</w:t>
       </w:r>
     </w:p>
     <w:p>
@@ -5152,14 +4459,14 @@
           <w:rFonts w:ascii="Arial" w:hAnsi="Arial" w:cs="Arial"/>
           <w:lang w:val="es-ES"/>
         </w:rPr>
-        <w:t>Node.js</w:t>
-      </w:r>
-      <w:r>
-        <w:rPr>
-          <w:rFonts w:ascii="Arial" w:hAnsi="Arial" w:cs="Arial"/>
-          <w:lang w:val="es-ES"/>
-        </w:rPr>
-        <w:t xml:space="preserve"> LTS</w:t>
+        <w:t xml:space="preserve">Python </w:t>
+      </w:r>
+      <w:r>
+        <w:rPr>
+          <w:rFonts w:ascii="Arial" w:hAnsi="Arial" w:cs="Arial"/>
+          <w:lang w:val="es-ES"/>
+        </w:rPr>
+        <w:t>+3.6</w:t>
       </w:r>
       <w:r>
         <w:rPr>
@@ -5173,38 +4480,22 @@
           <w:rFonts w:ascii="Arial" w:hAnsi="Arial" w:cs="Arial"/>
           <w:lang w:val="es-ES"/>
         </w:rPr>
-        <w:t>Tecnología usado por React para la creación</w:t>
-      </w:r>
-      <w:r>
-        <w:rPr>
-          <w:rFonts w:ascii="Arial" w:hAnsi="Arial" w:cs="Arial"/>
-          <w:lang w:val="es-ES"/>
-        </w:rPr>
-        <w:t xml:space="preserve"> y ejecución de </w:t>
-      </w:r>
-      <w:r>
-        <w:rPr>
-          <w:rFonts w:ascii="Arial" w:hAnsi="Arial" w:cs="Arial"/>
-          <w:lang w:val="es-ES"/>
-        </w:rPr>
-        <w:t>módulos y paquetes</w:t>
-      </w:r>
-      <w:r>
-        <w:rPr>
-          <w:rFonts w:ascii="Arial" w:hAnsi="Arial" w:cs="Arial"/>
-          <w:lang w:val="es-ES"/>
-        </w:rPr>
-        <w:t xml:space="preserve"> </w:t>
-      </w:r>
-      <w:proofErr w:type="spellStart"/>
-      <w:r>
-        <w:rPr>
-          <w:rFonts w:ascii="Arial" w:hAnsi="Arial" w:cs="Arial"/>
-          <w:lang w:val="es-ES"/>
-        </w:rPr>
-        <w:t>node</w:t>
-      </w:r>
-      <w:proofErr w:type="spellEnd"/>
+        <w:t xml:space="preserve">Lenguaje utilizado para el desarrollo </w:t>
+      </w:r>
+      <w:r>
+        <w:rPr>
+          <w:rFonts w:ascii="Arial" w:hAnsi="Arial" w:cs="Arial"/>
+          <w:lang w:val="es-ES"/>
+        </w:rPr>
+        <w:t>de los modelos de inteligencia artificial</w:t>
+      </w:r>
+      <w:r>
+        <w:rPr>
+          <w:rFonts w:ascii="Arial" w:hAnsi="Arial" w:cs="Arial"/>
+          <w:lang w:val="es-ES"/>
+        </w:rPr>
+        <w:t xml:space="preserve"> y deep learning</w:t>
+      </w:r>
       <w:r>
         <w:rPr>
           <w:rFonts w:ascii="Arial" w:hAnsi="Arial" w:cs="Arial"/>
@@ -5234,7 +4525,7 @@
           <w:rFonts w:ascii="Arial" w:hAnsi="Arial" w:cs="Arial"/>
           <w:lang w:val="es-ES"/>
         </w:rPr>
-        <w:t>.NET Core SDK 3.1</w:t>
+        <w:t>Node.js</w:t>
       </w:r>
       <w:r>
         <w:rPr>
@@ -5248,7 +4539,51 @@
           <w:rFonts w:ascii="Arial" w:hAnsi="Arial" w:cs="Arial"/>
           <w:lang w:val="es-ES"/>
         </w:rPr>
-        <w:t>: Plataforma para poder crear y ejecutar aplicaciones en .NET Core.</w:t>
+        <w:t xml:space="preserve">: </w:t>
+      </w:r>
+      <w:r>
+        <w:rPr>
+          <w:rFonts w:ascii="Arial" w:hAnsi="Arial" w:cs="Arial"/>
+          <w:lang w:val="es-ES"/>
+        </w:rPr>
+        <w:t>Tecnología usado por React para la creación</w:t>
+      </w:r>
+      <w:r>
+        <w:rPr>
+          <w:rFonts w:ascii="Arial" w:hAnsi="Arial" w:cs="Arial"/>
+          <w:lang w:val="es-ES"/>
+        </w:rPr>
+        <w:t xml:space="preserve"> y ejecución de </w:t>
+      </w:r>
+      <w:r>
+        <w:rPr>
+          <w:rFonts w:ascii="Arial" w:hAnsi="Arial" w:cs="Arial"/>
+          <w:lang w:val="es-ES"/>
+        </w:rPr>
+        <w:t>módulos y paquetes</w:t>
+      </w:r>
+      <w:r>
+        <w:rPr>
+          <w:rFonts w:ascii="Arial" w:hAnsi="Arial" w:cs="Arial"/>
+          <w:lang w:val="es-ES"/>
+        </w:rPr>
+        <w:t xml:space="preserve"> </w:t>
+      </w:r>
+      <w:proofErr w:type="spellStart"/>
+      <w:r>
+        <w:rPr>
+          <w:rFonts w:ascii="Arial" w:hAnsi="Arial" w:cs="Arial"/>
+          <w:lang w:val="es-ES"/>
+        </w:rPr>
+        <w:t>node</w:t>
+      </w:r>
+      <w:proofErr w:type="spellEnd"/>
+      <w:r>
+        <w:rPr>
+          <w:rFonts w:ascii="Arial" w:hAnsi="Arial" w:cs="Arial"/>
+          <w:lang w:val="es-ES"/>
+        </w:rPr>
+        <w:t>.</w:t>
       </w:r>
     </w:p>
     <w:p>
@@ -5267,15 +4602,13 @@
           <w:lang w:val="es-ES"/>
         </w:rPr>
       </w:pPr>
-      <w:proofErr w:type="spellStart"/>
-      <w:r>
-        <w:rPr>
-          <w:rFonts w:ascii="Arial" w:hAnsi="Arial" w:cs="Arial"/>
-          <w:lang w:val="es-ES"/>
-        </w:rPr>
-        <w:t>Nginx</w:t>
-      </w:r>
-      <w:proofErr w:type="spellEnd"/>
+      <w:r>
+        <w:rPr>
+          <w:rFonts w:ascii="Arial" w:hAnsi="Arial" w:cs="Arial"/>
+          <w:lang w:val="es-ES"/>
+        </w:rPr>
+        <w:t>.NET Core SDK 3.1</w:t>
+      </w:r>
       <w:r>
         <w:rPr>
           <w:rFonts w:ascii="Arial" w:hAnsi="Arial" w:cs="Arial"/>
@@ -5288,28 +4621,7 @@
           <w:rFonts w:ascii="Arial" w:hAnsi="Arial" w:cs="Arial"/>
           <w:lang w:val="es-ES"/>
         </w:rPr>
-        <w:t xml:space="preserve">: </w:t>
-      </w:r>
-      <w:r>
-        <w:rPr>
-          <w:rFonts w:ascii="Arial" w:hAnsi="Arial" w:cs="Arial"/>
-          <w:lang w:val="es-ES"/>
-        </w:rPr>
-        <w:t>Tecnología usado para el despliegue del fronten</w:t>
-      </w:r>
-      <w:r>
-        <w:rPr>
-          <w:rFonts w:ascii="Arial" w:hAnsi="Arial" w:cs="Arial"/>
-          <w:lang w:val="es-ES"/>
-        </w:rPr>
-        <w:t>d</w:t>
-      </w:r>
-      <w:r>
-        <w:rPr>
-          <w:rFonts w:ascii="Arial" w:hAnsi="Arial" w:cs="Arial"/>
-          <w:lang w:val="es-ES"/>
-        </w:rPr>
-        <w:t>.</w:t>
+        <w:t>: Plataforma para poder crear y ejecutar aplicaciones en .NET Core.</w:t>
       </w:r>
     </w:p>
     <w:p>
@@ -5328,13 +4640,15 @@
           <w:lang w:val="es-ES"/>
         </w:rPr>
       </w:pPr>
-      <w:r>
-        <w:rPr>
-          <w:rFonts w:ascii="Arial" w:hAnsi="Arial" w:cs="Arial"/>
-          <w:lang w:val="es-ES"/>
-        </w:rPr>
-        <w:t>YOLOv4</w:t>
-      </w:r>
+      <w:proofErr w:type="spellStart"/>
+      <w:r>
+        <w:rPr>
+          <w:rFonts w:ascii="Arial" w:hAnsi="Arial" w:cs="Arial"/>
+          <w:lang w:val="es-ES"/>
+        </w:rPr>
+        <w:t>Nginx</w:t>
+      </w:r>
+      <w:proofErr w:type="spellEnd"/>
       <w:r>
         <w:rPr>
           <w:rFonts w:ascii="Arial" w:hAnsi="Arial" w:cs="Arial"/>
@@ -5347,7 +4661,28 @@
           <w:rFonts w:ascii="Arial" w:hAnsi="Arial" w:cs="Arial"/>
           <w:lang w:val="es-ES"/>
         </w:rPr>
-        <w:t>: Tecnología usada para la detección de objetos.</w:t>
+        <w:t xml:space="preserve">: </w:t>
+      </w:r>
+      <w:r>
+        <w:rPr>
+          <w:rFonts w:ascii="Arial" w:hAnsi="Arial" w:cs="Arial"/>
+          <w:lang w:val="es-ES"/>
+        </w:rPr>
+        <w:t>Tecnología usado para el despliegue del fronten</w:t>
+      </w:r>
+      <w:r>
+        <w:rPr>
+          <w:rFonts w:ascii="Arial" w:hAnsi="Arial" w:cs="Arial"/>
+          <w:lang w:val="es-ES"/>
+        </w:rPr>
+        <w:t>d</w:t>
+      </w:r>
+      <w:r>
+        <w:rPr>
+          <w:rFonts w:ascii="Arial" w:hAnsi="Arial" w:cs="Arial"/>
+          <w:lang w:val="es-ES"/>
+        </w:rPr>
+        <w:t>.</w:t>
       </w:r>
     </w:p>
     <w:p>
@@ -5371,7 +4706,7 @@
           <w:rFonts w:ascii="Arial" w:hAnsi="Arial" w:cs="Arial"/>
           <w:lang w:val="es-ES"/>
         </w:rPr>
-        <w:t>Detectron2</w:t>
+        <w:t>YOLOv4</w:t>
       </w:r>
       <w:r>
         <w:rPr>
@@ -5385,21 +4720,7 @@
           <w:rFonts w:ascii="Arial" w:hAnsi="Arial" w:cs="Arial"/>
           <w:lang w:val="es-ES"/>
         </w:rPr>
-        <w:t xml:space="preserve">: Tecnología usado para </w:t>
-      </w:r>
-      <w:r>
-        <w:rPr>
-          <w:rFonts w:ascii="Arial" w:hAnsi="Arial" w:cs="Arial"/>
-          <w:lang w:val="es-ES"/>
-        </w:rPr>
-        <w:t xml:space="preserve">la </w:t>
-      </w:r>
-      <w:r>
-        <w:rPr>
-          <w:rFonts w:ascii="Arial" w:hAnsi="Arial" w:cs="Arial"/>
-          <w:lang w:val="es-ES"/>
-        </w:rPr>
-        <w:t>segmentación de objetos.</w:t>
+        <w:t>: Tecnología usada para la detección de objetos.</w:t>
       </w:r>
     </w:p>
     <w:p>
@@ -5418,21 +4739,40 @@
           <w:lang w:val="es-ES"/>
         </w:rPr>
       </w:pPr>
-      <w:proofErr w:type="spellStart"/>
-      <w:r>
-        <w:rPr>
-          <w:rFonts w:ascii="Arial" w:hAnsi="Arial" w:cs="Arial"/>
-          <w:lang w:val="es-ES"/>
-        </w:rPr>
-        <w:t>Tensorflow</w:t>
-      </w:r>
-      <w:proofErr w:type="spellEnd"/>
-      <w:r>
-        <w:rPr>
-          <w:rFonts w:ascii="Arial" w:hAnsi="Arial" w:cs="Arial"/>
-          <w:lang w:val="es-ES"/>
-        </w:rPr>
-        <w:t xml:space="preserve"> 1.5: Plataforma para machine learning.</w:t>
+      <w:r>
+        <w:rPr>
+          <w:rFonts w:ascii="Arial" w:hAnsi="Arial" w:cs="Arial"/>
+          <w:lang w:val="es-ES"/>
+        </w:rPr>
+        <w:t>Detectron2</w:t>
+      </w:r>
+      <w:r>
+        <w:rPr>
+          <w:rFonts w:ascii="Arial" w:hAnsi="Arial" w:cs="Arial"/>
+          <w:lang w:val="es-ES"/>
+        </w:rPr>
+        <w:t xml:space="preserve"> LTS</w:t>
+      </w:r>
+      <w:r>
+        <w:rPr>
+          <w:rFonts w:ascii="Arial" w:hAnsi="Arial" w:cs="Arial"/>
+          <w:lang w:val="es-ES"/>
+        </w:rPr>
+        <w:t xml:space="preserve">: Tecnología usado para </w:t>
+      </w:r>
+      <w:r>
+        <w:rPr>
+          <w:rFonts w:ascii="Arial" w:hAnsi="Arial" w:cs="Arial"/>
+          <w:lang w:val="es-ES"/>
+        </w:rPr>
+        <w:t xml:space="preserve">la </w:t>
+      </w:r>
+      <w:r>
+        <w:rPr>
+          <w:rFonts w:ascii="Arial" w:hAnsi="Arial" w:cs="Arial"/>
+          <w:lang w:val="es-ES"/>
+        </w:rPr>
+        <w:t>segmentación de objetos.</w:t>
       </w:r>
     </w:p>
     <w:p>
@@ -5448,47 +4788,38 @@
         <w:jc w:val="both"/>
         <w:rPr>
           <w:rFonts w:ascii="Arial" w:hAnsi="Arial" w:cs="Arial"/>
+          <w:lang w:val="es-ES"/>
         </w:rPr>
       </w:pPr>
       <w:proofErr w:type="spellStart"/>
       <w:r>
         <w:rPr>
           <w:rFonts w:ascii="Arial" w:hAnsi="Arial" w:cs="Arial"/>
-        </w:rPr>
-        <w:t>Keras</w:t>
+          <w:lang w:val="es-ES"/>
+        </w:rPr>
+        <w:t>Tensorflow</w:t>
       </w:r>
       <w:proofErr w:type="spellEnd"/>
       <w:r>
         <w:rPr>
           <w:rFonts w:ascii="Arial" w:hAnsi="Arial" w:cs="Arial"/>
-        </w:rPr>
-        <w:t xml:space="preserve"> 2.1.6: API Deep Learning </w:t>
-      </w:r>
-      <w:r>
-        <w:rPr>
-          <w:rFonts w:ascii="Arial" w:hAnsi="Arial" w:cs="Arial"/>
-        </w:rPr>
-        <w:t>que se e</w:t>
-      </w:r>
-      <w:r>
-        <w:rPr>
-          <w:rFonts w:ascii="Arial" w:hAnsi="Arial" w:cs="Arial"/>
-        </w:rPr>
-        <w:t xml:space="preserve">jecuta sobre </w:t>
-      </w:r>
-      <w:proofErr w:type="spellStart"/>
-      <w:r>
-        <w:rPr>
-          <w:rFonts w:ascii="Arial" w:hAnsi="Arial" w:cs="Arial"/>
-        </w:rPr>
-        <w:t>Tensorflow</w:t>
-      </w:r>
-      <w:proofErr w:type="spellEnd"/>
-      <w:r>
-        <w:rPr>
-          <w:rFonts w:ascii="Arial" w:hAnsi="Arial" w:cs="Arial"/>
-        </w:rPr>
-        <w:t>.</w:t>
+          <w:lang w:val="es-ES"/>
+        </w:rPr>
+        <w:t xml:space="preserve"> 1.</w:t>
+      </w:r>
+      <w:r>
+        <w:rPr>
+          <w:rFonts w:ascii="Arial" w:hAnsi="Arial" w:cs="Arial"/>
+          <w:lang w:val="es-ES"/>
+        </w:rPr>
+        <w:t>14.0</w:t>
+      </w:r>
+      <w:r>
+        <w:rPr>
+          <w:rFonts w:ascii="Arial" w:hAnsi="Arial" w:cs="Arial"/>
+          <w:lang w:val="es-ES"/>
+        </w:rPr>
+        <w:t>: Plataforma para machine learning.</w:t>
       </w:r>
     </w:p>
     <w:p>
@@ -5511,48 +4842,52 @@
         <w:rPr>
           <w:rFonts w:ascii="Arial" w:hAnsi="Arial" w:cs="Arial"/>
         </w:rPr>
-        <w:t>Fast</w:t>
-      </w:r>
-      <w:r>
-        <w:rPr>
-          <w:rFonts w:ascii="Arial" w:hAnsi="Arial" w:cs="Arial"/>
-        </w:rPr>
-        <w:t>API</w:t>
+        <w:t>Keras</w:t>
       </w:r>
       <w:proofErr w:type="spellEnd"/>
       <w:r>
         <w:rPr>
           <w:rFonts w:ascii="Arial" w:hAnsi="Arial" w:cs="Arial"/>
         </w:rPr>
-        <w:t xml:space="preserve"> </w:t>
+        <w:t xml:space="preserve"> 2.</w:t>
+      </w:r>
+      <w:r>
+        <w:rPr>
+          <w:rFonts w:ascii="Arial" w:hAnsi="Arial" w:cs="Arial"/>
+        </w:rPr>
+        <w:t>3.1</w:t>
+      </w:r>
+      <w:r>
+        <w:rPr>
+          <w:rFonts w:ascii="Arial" w:hAnsi="Arial" w:cs="Arial"/>
+        </w:rPr>
+        <w:t xml:space="preserve">: API Deep Learning </w:t>
+      </w:r>
+      <w:r>
+        <w:rPr>
+          <w:rFonts w:ascii="Arial" w:hAnsi="Arial" w:cs="Arial"/>
+        </w:rPr>
+        <w:t>que se e</w:t>
+      </w:r>
+      <w:r>
+        <w:rPr>
+          <w:rFonts w:ascii="Arial" w:hAnsi="Arial" w:cs="Arial"/>
+        </w:rPr>
+        <w:t xml:space="preserve">jecuta sobre </w:t>
       </w:r>
       <w:proofErr w:type="spellStart"/>
       <w:r>
         <w:rPr>
           <w:rFonts w:ascii="Arial" w:hAnsi="Arial" w:cs="Arial"/>
         </w:rPr>
-        <w:t>LTs</w:t>
+        <w:t>Tensorflow</w:t>
       </w:r>
       <w:proofErr w:type="spellEnd"/>
       <w:r>
         <w:rPr>
           <w:rFonts w:ascii="Arial" w:hAnsi="Arial" w:cs="Arial"/>
         </w:rPr>
-        <w:t xml:space="preserve">: Herramienta para desarrollar </w:t>
-      </w:r>
-      <w:proofErr w:type="spellStart"/>
-      <w:r>
-        <w:rPr>
-          <w:rFonts w:ascii="Arial" w:hAnsi="Arial" w:cs="Arial"/>
-        </w:rPr>
-        <w:t>APIs</w:t>
-      </w:r>
-      <w:proofErr w:type="spellEnd"/>
-      <w:r>
-        <w:rPr>
-          <w:rFonts w:ascii="Arial" w:hAnsi="Arial" w:cs="Arial"/>
-        </w:rPr>
-        <w:t xml:space="preserve"> con Python.</w:t>
+        <w:t>.</w:t>
       </w:r>
     </w:p>
     <w:p>
@@ -5575,20 +4910,34 @@
         <w:rPr>
           <w:rFonts w:ascii="Arial" w:hAnsi="Arial" w:cs="Arial"/>
         </w:rPr>
-        <w:t>Uvicorn</w:t>
+        <w:t>Fast</w:t>
+      </w:r>
+      <w:r>
+        <w:rPr>
+          <w:rFonts w:ascii="Arial" w:hAnsi="Arial" w:cs="Arial"/>
+        </w:rPr>
+        <w:t>API</w:t>
       </w:r>
       <w:proofErr w:type="spellEnd"/>
       <w:r>
         <w:rPr>
           <w:rFonts w:ascii="Arial" w:hAnsi="Arial" w:cs="Arial"/>
         </w:rPr>
-        <w:t xml:space="preserve"> LTS</w:t>
-      </w:r>
-      <w:r>
-        <w:rPr>
-          <w:rFonts w:ascii="Arial" w:hAnsi="Arial" w:cs="Arial"/>
-        </w:rPr>
-        <w:t xml:space="preserve">: Herramienta que despliega un servidor para </w:t>
+        <w:t xml:space="preserve"> </w:t>
+      </w:r>
+      <w:proofErr w:type="spellStart"/>
+      <w:r>
+        <w:rPr>
+          <w:rFonts w:ascii="Arial" w:hAnsi="Arial" w:cs="Arial"/>
+        </w:rPr>
+        <w:t>LTs</w:t>
+      </w:r>
+      <w:proofErr w:type="spellEnd"/>
+      <w:r>
+        <w:rPr>
+          <w:rFonts w:ascii="Arial" w:hAnsi="Arial" w:cs="Arial"/>
+        </w:rPr>
+        <w:t xml:space="preserve">: Herramienta para desarrollar </w:t>
       </w:r>
       <w:proofErr w:type="spellStart"/>
       <w:r>
@@ -5625,6 +4974,56 @@
         <w:rPr>
           <w:rFonts w:ascii="Arial" w:hAnsi="Arial" w:cs="Arial"/>
         </w:rPr>
+        <w:t>Uvicorn</w:t>
+      </w:r>
+      <w:proofErr w:type="spellEnd"/>
+      <w:r>
+        <w:rPr>
+          <w:rFonts w:ascii="Arial" w:hAnsi="Arial" w:cs="Arial"/>
+        </w:rPr>
+        <w:t xml:space="preserve"> LTS</w:t>
+      </w:r>
+      <w:r>
+        <w:rPr>
+          <w:rFonts w:ascii="Arial" w:hAnsi="Arial" w:cs="Arial"/>
+        </w:rPr>
+        <w:t xml:space="preserve">: Herramienta que despliega un servidor para </w:t>
+      </w:r>
+      <w:proofErr w:type="spellStart"/>
+      <w:r>
+        <w:rPr>
+          <w:rFonts w:ascii="Arial" w:hAnsi="Arial" w:cs="Arial"/>
+        </w:rPr>
+        <w:t>APIs</w:t>
+      </w:r>
+      <w:proofErr w:type="spellEnd"/>
+      <w:r>
+        <w:rPr>
+          <w:rFonts w:ascii="Arial" w:hAnsi="Arial" w:cs="Arial"/>
+        </w:rPr>
+        <w:t xml:space="preserve"> con Python.</w:t>
+      </w:r>
+    </w:p>
+    <w:p>
+      <w:pPr>
+        <w:pStyle w:val="Prrafodelista"/>
+        <w:numPr>
+          <w:ilvl w:val="0"/>
+          <w:numId w:val="5"/>
+        </w:numPr>
+        <w:spacing w:after="240" w:line="360" w:lineRule="auto"/>
+        <w:ind w:left="1559" w:hanging="357"/>
+        <w:contextualSpacing w:val="0"/>
+        <w:jc w:val="both"/>
+        <w:rPr>
+          <w:rFonts w:ascii="Arial" w:hAnsi="Arial" w:cs="Arial"/>
+        </w:rPr>
+      </w:pPr>
+      <w:proofErr w:type="spellStart"/>
+      <w:r>
+        <w:rPr>
+          <w:rFonts w:ascii="Arial" w:hAnsi="Arial" w:cs="Arial"/>
+        </w:rPr>
         <w:t>OpenCV</w:t>
       </w:r>
       <w:proofErr w:type="spellEnd"/>
@@ -5660,7 +5059,7 @@
           <w:szCs w:val="22"/>
         </w:rPr>
       </w:pPr>
-      <w:bookmarkStart w:id="8" w:name="_Toc39600977"/>
+      <w:bookmarkStart w:id="8" w:name="_Toc93229848"/>
       <w:r>
         <w:rPr>
           <w:rFonts w:ascii="Arial" w:hAnsi="Arial" w:cs="Arial"/>
@@ -5689,7 +5088,136 @@
           <w:rFonts w:ascii="Arial" w:hAnsi="Arial" w:cs="Arial"/>
           <w:lang w:val="es-ES"/>
         </w:rPr>
-        <w:t>El patrón de diseño utilizado para el desarrollo del backend del sistema es DDD (</w:t>
+        <w:t xml:space="preserve">El patrón de diseño utilizado para el desarrollo del </w:t>
+      </w:r>
+      <w:proofErr w:type="spellStart"/>
+      <w:r>
+        <w:rPr>
+          <w:rFonts w:ascii="Arial" w:hAnsi="Arial" w:cs="Arial"/>
+          <w:lang w:val="es-ES"/>
+        </w:rPr>
+        <w:t>frontend</w:t>
+      </w:r>
+      <w:proofErr w:type="spellEnd"/>
+      <w:r>
+        <w:rPr>
+          <w:rFonts w:ascii="Arial" w:hAnsi="Arial" w:cs="Arial"/>
+          <w:lang w:val="es-ES"/>
+        </w:rPr>
+        <w:t xml:space="preserve"> del sistema es </w:t>
+      </w:r>
+      <w:proofErr w:type="spellStart"/>
+      <w:r>
+        <w:rPr>
+          <w:rFonts w:ascii="Arial" w:hAnsi="Arial" w:cs="Arial"/>
+          <w:lang w:val="es-ES"/>
+        </w:rPr>
+        <w:t>Compound</w:t>
+      </w:r>
+      <w:proofErr w:type="spellEnd"/>
+      <w:r>
+        <w:rPr>
+          <w:rFonts w:ascii="Arial" w:hAnsi="Arial" w:cs="Arial"/>
+          <w:lang w:val="es-ES"/>
+        </w:rPr>
+        <w:t xml:space="preserve"> </w:t>
+      </w:r>
+      <w:proofErr w:type="spellStart"/>
+      <w:r>
+        <w:rPr>
+          <w:rFonts w:ascii="Arial" w:hAnsi="Arial" w:cs="Arial"/>
+          <w:lang w:val="es-ES"/>
+        </w:rPr>
+        <w:t>Components</w:t>
+      </w:r>
+      <w:proofErr w:type="spellEnd"/>
+      <w:r>
+        <w:rPr>
+          <w:rFonts w:ascii="Arial" w:hAnsi="Arial" w:cs="Arial"/>
+          <w:lang w:val="es-ES"/>
+        </w:rPr>
+        <w:t xml:space="preserve"> &amp; P</w:t>
+      </w:r>
+      <w:proofErr w:type="spellStart"/>
+      <w:r>
+        <w:rPr>
+          <w:rFonts w:ascii="Arial" w:hAnsi="Arial" w:cs="Arial"/>
+          <w:lang w:val="es-ES"/>
+        </w:rPr>
+        <w:t>rovider</w:t>
+      </w:r>
+      <w:proofErr w:type="spellEnd"/>
+      <w:r>
+        <w:rPr>
+          <w:rFonts w:ascii="Arial" w:hAnsi="Arial" w:cs="Arial"/>
+          <w:lang w:val="es-ES"/>
+        </w:rPr>
+        <w:t xml:space="preserve"> </w:t>
+      </w:r>
+      <w:proofErr w:type="spellStart"/>
+      <w:r>
+        <w:rPr>
+          <w:rFonts w:ascii="Arial" w:hAnsi="Arial" w:cs="Arial"/>
+          <w:lang w:val="es-ES"/>
+        </w:rPr>
+        <w:t>Pattern</w:t>
+      </w:r>
+      <w:proofErr w:type="spellEnd"/>
+      <w:r>
+        <w:rPr>
+          <w:rFonts w:ascii="Arial" w:hAnsi="Arial" w:cs="Arial"/>
+          <w:lang w:val="es-ES"/>
+        </w:rPr>
+        <w:t>.</w:t>
+      </w:r>
+    </w:p>
+    <w:p>
+      <w:pPr>
+        <w:spacing w:after="240" w:line="360" w:lineRule="auto"/>
+        <w:ind w:left="1134"/>
+        <w:jc w:val="both"/>
+        <w:rPr>
+          <w:rFonts w:ascii="Arial" w:hAnsi="Arial" w:cs="Arial"/>
+          <w:lang w:val="es-ES"/>
+        </w:rPr>
+      </w:pPr>
+      <w:r>
+        <w:rPr>
+          <w:rFonts w:ascii="Arial" w:hAnsi="Arial" w:cs="Arial"/>
+          <w:lang w:val="es-ES"/>
+        </w:rPr>
+        <w:lastRenderedPageBreak/>
+        <w:t xml:space="preserve">El patrón de diseño utilizado para el desarrollo del </w:t>
+      </w:r>
+      <w:proofErr w:type="spellStart"/>
+      <w:r>
+        <w:rPr>
+          <w:rFonts w:ascii="Arial" w:hAnsi="Arial" w:cs="Arial"/>
+          <w:lang w:val="es-ES"/>
+        </w:rPr>
+        <w:t>backend</w:t>
+      </w:r>
+      <w:proofErr w:type="spellEnd"/>
+      <w:r>
+        <w:rPr>
+          <w:rFonts w:ascii="Arial" w:hAnsi="Arial" w:cs="Arial"/>
+          <w:lang w:val="es-ES"/>
+        </w:rPr>
+        <w:t xml:space="preserve"> del sistema </w:t>
+      </w:r>
+      <w:r>
+        <w:rPr>
+          <w:rFonts w:ascii="Arial" w:hAnsi="Arial" w:cs="Arial"/>
+          <w:lang w:val="es-ES"/>
+        </w:rPr>
+        <w:t xml:space="preserve">y microservicios </w:t>
+      </w:r>
+      <w:r>
+        <w:rPr>
+          <w:rFonts w:ascii="Arial" w:hAnsi="Arial" w:cs="Arial"/>
+          <w:lang w:val="es-ES"/>
+        </w:rPr>
+        <w:t>es DDD (</w:t>
       </w:r>
       <w:proofErr w:type="spellStart"/>
       <w:r>
@@ -5759,7 +5287,7 @@
           <w:szCs w:val="22"/>
         </w:rPr>
       </w:pPr>
-      <w:bookmarkStart w:id="9" w:name="_Toc39600978"/>
+      <w:bookmarkStart w:id="9" w:name="_Toc93229849"/>
       <w:r>
         <w:rPr>
           <w:rFonts w:ascii="Arial" w:hAnsi="Arial" w:cs="Arial"/>
@@ -5769,7 +5297,6 @@
           <w:sz w:val="22"/>
           <w:szCs w:val="22"/>
         </w:rPr>
-        <w:lastRenderedPageBreak/>
         <w:t>Arquitectura del Sistema</w:t>
       </w:r>
       <w:bookmarkEnd w:id="9"/>
@@ -5821,7 +5348,7 @@
           <w:szCs w:val="22"/>
         </w:rPr>
       </w:pPr>
-      <w:bookmarkStart w:id="10" w:name="_Toc39600979"/>
+      <w:bookmarkStart w:id="10" w:name="_Toc93229850"/>
       <w:r>
         <w:rPr>
           <w:rFonts w:ascii="Arial" w:hAnsi="Arial" w:cs="Arial"/>
@@ -5882,7 +5409,7 @@
           <w:szCs w:val="22"/>
         </w:rPr>
       </w:pPr>
-      <w:bookmarkStart w:id="11" w:name="_Toc39600980"/>
+      <w:bookmarkStart w:id="11" w:name="_Toc93229851"/>
       <w:r>
         <w:rPr>
           <w:rFonts w:ascii="Arial" w:hAnsi="Arial" w:cs="Arial"/>
@@ -5937,7 +5464,7 @@
           <w:szCs w:val="22"/>
         </w:rPr>
       </w:pPr>
-      <w:bookmarkStart w:id="12" w:name="_Toc39600982"/>
+      <w:bookmarkStart w:id="12" w:name="_Toc93229852"/>
       <w:r>
         <w:rPr>
           <w:rFonts w:ascii="Arial" w:hAnsi="Arial" w:cs="Arial"/>
@@ -6016,7 +5543,7 @@
           <w:szCs w:val="22"/>
         </w:rPr>
       </w:pPr>
-      <w:bookmarkStart w:id="13" w:name="_Toc39600983"/>
+      <w:bookmarkStart w:id="13" w:name="_Toc93229853"/>
       <w:r>
         <w:rPr>
           <w:rFonts w:ascii="Arial" w:hAnsi="Arial" w:cs="Arial"/>
@@ -6077,7 +5604,7 @@
           <w:szCs w:val="22"/>
         </w:rPr>
       </w:pPr>
-      <w:bookmarkStart w:id="14" w:name="_Toc39600984"/>
+      <w:bookmarkStart w:id="14" w:name="_Toc93229854"/>
       <w:r>
         <w:rPr>
           <w:rFonts w:ascii="Arial" w:hAnsi="Arial" w:cs="Arial"/>
@@ -6138,7 +5665,7 @@
           <w:szCs w:val="22"/>
         </w:rPr>
       </w:pPr>
-      <w:bookmarkStart w:id="15" w:name="_Toc39600985"/>
+      <w:bookmarkStart w:id="15" w:name="_Toc93229855"/>
       <w:r>
         <w:rPr>
           <w:rFonts w:ascii="Arial" w:hAnsi="Arial" w:cs="Arial"/>
@@ -6187,7 +5714,7 @@
           <w:szCs w:val="22"/>
         </w:rPr>
       </w:pPr>
-      <w:bookmarkStart w:id="16" w:name="_Toc39600986"/>
+      <w:bookmarkStart w:id="16" w:name="_Toc93229856"/>
       <w:r>
         <w:rPr>
           <w:rFonts w:ascii="Arial" w:hAnsi="Arial" w:cs="Arial"/>
@@ -6249,7 +5776,7 @@
           <w:szCs w:val="22"/>
         </w:rPr>
       </w:pPr>
-      <w:bookmarkStart w:id="17" w:name="_Toc39600987"/>
+      <w:bookmarkStart w:id="17" w:name="_Toc93229857"/>
       <w:r>
         <w:rPr>
           <w:rFonts w:ascii="Arial" w:hAnsi="Arial" w:cs="Arial"/>
@@ -6310,7 +5837,7 @@
           <w:szCs w:val="22"/>
         </w:rPr>
       </w:pPr>
-      <w:bookmarkStart w:id="18" w:name="_Toc39600988"/>
+      <w:bookmarkStart w:id="18" w:name="_Toc93229858"/>
       <w:r>
         <w:rPr>
           <w:rFonts w:ascii="Arial" w:hAnsi="Arial" w:cs="Arial"/>
@@ -6371,7 +5898,7 @@
           <w:szCs w:val="22"/>
         </w:rPr>
       </w:pPr>
-      <w:bookmarkStart w:id="19" w:name="_Toc39600989"/>
+      <w:bookmarkStart w:id="19" w:name="_Toc93229859"/>
       <w:r>
         <w:rPr>
           <w:rFonts w:ascii="Arial" w:hAnsi="Arial" w:cs="Arial"/>
@@ -6424,7 +5951,7 @@
 </file>
 
 <file path=word/numbering.xml><?xml version="1.0" encoding="utf-8"?>
-<w:numbering xmlns:wpc="http://schemas.microsoft.com/office/word/2010/wordprocessingCanvas" xmlns:cx="http://schemas.microsoft.com/office/drawing/2014/chartex" xmlns:cx1="http://schemas.microsoft.com/office/drawing/2015/9/8/chartex" xmlns:cx2="http://schemas.microsoft.com/office/drawing/2015/10/21/chartex" xmlns:cx3="http://schemas.microsoft.com/office/drawing/2016/5/9/chartex" xmlns:cx4="http://schemas.microsoft.com/office/drawing/2016/5/10/chartex" xmlns:cx5="http://schemas.microsoft.com/office/drawing/2016/5/11/chartex" xmlns:cx6="http://schemas.microsoft.com/office/drawing/2016/5/12/chartex" xmlns:cx7="http://schemas.microsoft.com/office/drawing/2016/5/13/chartex" xmlns:cx8="http://schemas.microsoft.com/office/drawing/2016/5/14/chartex" xmlns:mc="http://schemas.openxmlformats.org/markup-compatibility/2006" xmlns:aink="http://schemas.microsoft.com/office/drawing/2016/ink" xmlns:am3d="http://schemas.microsoft.com/office/drawing/2017/model3d" xmlns:o="urn:schemas-microsoft-com:office:office" xmlns:r="http://schemas.openxmlformats.org/officeDocument/2006/relationships" xmlns:m="http://schemas.openxmlformats.org/officeDocument/2006/math" xmlns:v="urn:schemas-microsoft-com:vml" xmlns:wp14="http://schemas.microsoft.com/office/word/2010/wordprocessingDrawing" xmlns:wp="http://schemas.openxmlformats.org/drawingml/2006/wordprocessingDrawing" xmlns:w10="urn:schemas-microsoft-com:office:word" xmlns:w="http://schemas.openxmlformats.org/wordprocessingml/2006/main" xmlns:w14="http://schemas.microsoft.com/office/word/2010/wordml" xmlns:w15="http://schemas.microsoft.com/office/word/2012/wordml" xmlns:w16cex="http://schemas.microsoft.com/office/word/2018/wordml/cex" xmlns:w16cid="http://schemas.microsoft.com/office/word/2016/wordml/cid" xmlns:w16="http://schemas.microsoft.com/office/word/2018/wordml" xmlns:w16se="http://schemas.microsoft.com/office/word/2015/wordml/symex" xmlns:wpg="http://schemas.microsoft.com/office/word/2010/wordprocessingGroup" xmlns:wpi="http://schemas.microsoft.com/office/word/2010/wordprocessingInk" xmlns:wne="http://schemas.microsoft.com/office/word/2006/wordml" xmlns:wps="http://schemas.microsoft.com/office/word/2010/wordprocessingShape" mc:Ignorable="w14 w15 w16se w16cid w16 w16cex wp14">
+<w:numbering xmlns:wpc="http://schemas.microsoft.com/office/word/2010/wordprocessingCanvas" xmlns:cx="http://schemas.microsoft.com/office/drawing/2014/chartex" xmlns:cx1="http://schemas.microsoft.com/office/drawing/2015/9/8/chartex" xmlns:cx2="http://schemas.microsoft.com/office/drawing/2015/10/21/chartex" xmlns:cx3="http://schemas.microsoft.com/office/drawing/2016/5/9/chartex" xmlns:cx4="http://schemas.microsoft.com/office/drawing/2016/5/10/chartex" xmlns:cx5="http://schemas.microsoft.com/office/drawing/2016/5/11/chartex" xmlns:cx6="http://schemas.microsoft.com/office/drawing/2016/5/12/chartex" xmlns:cx7="http://schemas.microsoft.com/office/drawing/2016/5/13/chartex" xmlns:cx8="http://schemas.microsoft.com/office/drawing/2016/5/14/chartex" xmlns:mc="http://schemas.openxmlformats.org/markup-compatibility/2006" xmlns:aink="http://schemas.microsoft.com/office/drawing/2016/ink" xmlns:am3d="http://schemas.microsoft.com/office/drawing/2017/model3d" xmlns:o="urn:schemas-microsoft-com:office:office" xmlns:r="http://schemas.openxmlformats.org/officeDocument/2006/relationships" xmlns:m="http://schemas.openxmlformats.org/officeDocument/2006/math" xmlns:v="urn:schemas-microsoft-com:vml" xmlns:wp14="http://schemas.microsoft.com/office/word/2010/wordprocessingDrawing" xmlns:wp="http://schemas.openxmlformats.org/drawingml/2006/wordprocessingDrawing" xmlns:w10="urn:schemas-microsoft-com:office:word" xmlns:w="http://schemas.openxmlformats.org/wordprocessingml/2006/main" xmlns:w14="http://schemas.microsoft.com/office/word/2010/wordml" xmlns:w15="http://schemas.microsoft.com/office/word/2012/wordml" xmlns:w16cex="http://schemas.microsoft.com/office/word/2018/wordml/cex" xmlns:w16cid="http://schemas.microsoft.com/office/word/2016/wordml/cid" xmlns:w16="http://schemas.microsoft.com/office/word/2018/wordml" xmlns:w16sdtdh="http://schemas.microsoft.com/office/word/2020/wordml/sdtdatahash" xmlns:w16se="http://schemas.microsoft.com/office/word/2015/wordml/symex" xmlns:wpg="http://schemas.microsoft.com/office/word/2010/wordprocessingGroup" xmlns:wpi="http://schemas.microsoft.com/office/word/2010/wordprocessingInk" xmlns:wne="http://schemas.microsoft.com/office/word/2006/wordml" xmlns:wps="http://schemas.microsoft.com/office/word/2010/wordprocessingShape" mc:Ignorable="w14 w15 w16se w16cid w16 w16cex w16sdtdh wp14">
   <w:abstractNum w:abstractNumId="0" w15:restartNumberingAfterBreak="0">
     <w:nsid w:val="01AD691A"/>
     <w:multiLevelType w:val="hybridMultilevel"/>
@@ -6982,7 +6509,7 @@
 </file>
 
 <file path=word/styles.xml><?xml version="1.0" encoding="utf-8"?>
-<w:styles xmlns:mc="http://schemas.openxmlformats.org/markup-compatibility/2006" xmlns:r="http://schemas.openxmlformats.org/officeDocument/2006/relationships" xmlns:w="http://schemas.openxmlformats.org/wordprocessingml/2006/main" xmlns:w14="http://schemas.microsoft.com/office/word/2010/wordml" xmlns:w15="http://schemas.microsoft.com/office/word/2012/wordml" xmlns:w16cex="http://schemas.microsoft.com/office/word/2018/wordml/cex" xmlns:w16cid="http://schemas.microsoft.com/office/word/2016/wordml/cid" xmlns:w16="http://schemas.microsoft.com/office/word/2018/wordml" xmlns:w16se="http://schemas.microsoft.com/office/word/2015/wordml/symex" mc:Ignorable="w14 w15 w16se w16cid w16 w16cex">
+<w:styles xmlns:mc="http://schemas.openxmlformats.org/markup-compatibility/2006" xmlns:r="http://schemas.openxmlformats.org/officeDocument/2006/relationships" xmlns:w="http://schemas.openxmlformats.org/wordprocessingml/2006/main" xmlns:w14="http://schemas.microsoft.com/office/word/2010/wordml" xmlns:w15="http://schemas.microsoft.com/office/word/2012/wordml" xmlns:w16cex="http://schemas.microsoft.com/office/word/2018/wordml/cex" xmlns:w16cid="http://schemas.microsoft.com/office/word/2016/wordml/cid" xmlns:w16="http://schemas.microsoft.com/office/word/2018/wordml" xmlns:w16sdtdh="http://schemas.microsoft.com/office/word/2020/wordml/sdtdatahash" xmlns:w16se="http://schemas.microsoft.com/office/word/2015/wordml/symex" mc:Ignorable="w14 w15 w16se w16cid w16 w16cex w16sdtdh">
   <w:docDefaults>
     <w:rPrDefault>
       <w:rPr>
